--- a/labs/2425/CardSearchAndSort/CardSearchAndSort.docx
+++ b/labs/2425/CardSearchAndSort/CardSearchAndSort.docx
@@ -1,6 +1,6 @@
 
 <file path=word/document.xml><?xml version="1.0" encoding="utf-8"?>
-<w:document xmlns:wpc="http://schemas.microsoft.com/office/word/2010/wordprocessingCanvas" xmlns:cx="http://schemas.microsoft.com/office/drawing/2014/chartex" xmlns:cx1="http://schemas.microsoft.com/office/drawing/2015/9/8/chartex" xmlns:cx2="http://schemas.microsoft.com/office/drawing/2015/10/21/chartex" xmlns:cx3="http://schemas.microsoft.com/office/drawing/2016/5/9/chartex" xmlns:cx4="http://schemas.microsoft.com/office/drawing/2016/5/10/chartex" xmlns:cx5="http://schemas.microsoft.com/office/drawing/2016/5/11/chartex" xmlns:cx6="http://schemas.microsoft.com/office/drawing/2016/5/12/chartex" xmlns:cx7="http://schemas.microsoft.com/office/drawing/2016/5/13/chartex" xmlns:cx8="http://schemas.microsoft.com/office/drawing/2016/5/14/chartex" xmlns:mc="http://schemas.openxmlformats.org/markup-compatibility/2006" xmlns:aink="http://schemas.microsoft.com/office/drawing/2016/ink" xmlns:am3d="http://schemas.microsoft.com/office/drawing/2017/model3d" xmlns:o="urn:schemas-microsoft-com:office:office" xmlns:oel="http://schemas.microsoft.com/office/2019/extlst" xmlns:r="http://schemas.openxmlformats.org/officeDocument/2006/relationships" xmlns:m="http://schemas.openxmlformats.org/officeDocument/2006/math" xmlns:v="urn:schemas-microsoft-com:vml" xmlns:wp14="http://schemas.microsoft.com/office/word/2010/wordprocessingDrawing" xmlns:wp="http://schemas.openxmlformats.org/drawingml/2006/wordprocessingDrawing" xmlns:w10="urn:schemas-microsoft-com:office:word" xmlns:w="http://schemas.openxmlformats.org/wordprocessingml/2006/main" xmlns:w14="http://schemas.microsoft.com/office/word/2010/wordml" xmlns:w15="http://schemas.microsoft.com/office/word/2012/wordml" xmlns:w16cex="http://schemas.microsoft.com/office/word/2018/wordml/cex" xmlns:w16cid="http://schemas.microsoft.com/office/word/2016/wordml/cid" xmlns:w16="http://schemas.microsoft.com/office/word/2018/wordml" xmlns:w16du="http://schemas.microsoft.com/office/word/2023/wordml/word16du" xmlns:w16sdtdh="http://schemas.microsoft.com/office/word/2020/wordml/sdtdatahash" xmlns:w16se="http://schemas.microsoft.com/office/word/2015/wordml/symex" xmlns:wpg="http://schemas.microsoft.com/office/word/2010/wordprocessingGroup" xmlns:wpi="http://schemas.microsoft.com/office/word/2010/wordprocessingInk" xmlns:wne="http://schemas.microsoft.com/office/word/2006/wordml" xmlns:wps="http://schemas.microsoft.com/office/word/2010/wordprocessingShape" mc:Ignorable="w14 w15 w16se w16cid w16 w16cex w16sdtdh w16du wp14">
+<w:document xmlns:wpc="http://schemas.microsoft.com/office/word/2010/wordprocessingCanvas" xmlns:cx="http://schemas.microsoft.com/office/drawing/2014/chartex" xmlns:cx1="http://schemas.microsoft.com/office/drawing/2015/9/8/chartex" xmlns:cx2="http://schemas.microsoft.com/office/drawing/2015/10/21/chartex" xmlns:cx3="http://schemas.microsoft.com/office/drawing/2016/5/9/chartex" xmlns:cx4="http://schemas.microsoft.com/office/drawing/2016/5/10/chartex" xmlns:cx5="http://schemas.microsoft.com/office/drawing/2016/5/11/chartex" xmlns:cx6="http://schemas.microsoft.com/office/drawing/2016/5/12/chartex" xmlns:cx7="http://schemas.microsoft.com/office/drawing/2016/5/13/chartex" xmlns:cx8="http://schemas.microsoft.com/office/drawing/2016/5/14/chartex" xmlns:mc="http://schemas.openxmlformats.org/markup-compatibility/2006" xmlns:aink="http://schemas.microsoft.com/office/drawing/2016/ink" xmlns:am3d="http://schemas.microsoft.com/office/drawing/2017/model3d" xmlns:o="urn:schemas-microsoft-com:office:office" xmlns:r="http://schemas.openxmlformats.org/officeDocument/2006/relationships" xmlns:m="http://schemas.openxmlformats.org/officeDocument/2006/math" xmlns:v="urn:schemas-microsoft-com:vml" xmlns:wp14="http://schemas.microsoft.com/office/word/2010/wordprocessingDrawing" xmlns:wp="http://schemas.openxmlformats.org/drawingml/2006/wordprocessingDrawing" xmlns:w10="urn:schemas-microsoft-com:office:word" xmlns:w="http://schemas.openxmlformats.org/wordprocessingml/2006/main" xmlns:w14="http://schemas.microsoft.com/office/word/2010/wordml" xmlns:w15="http://schemas.microsoft.com/office/word/2012/wordml" xmlns:w16cex="http://schemas.microsoft.com/office/word/2018/wordml/cex" xmlns:w16cid="http://schemas.microsoft.com/office/word/2016/wordml/cid" xmlns:w16="http://schemas.microsoft.com/office/word/2018/wordml" xmlns:w16se="http://schemas.microsoft.com/office/word/2015/wordml/symex" xmlns:wpg="http://schemas.microsoft.com/office/word/2010/wordprocessingGroup" xmlns:wpi="http://schemas.microsoft.com/office/word/2010/wordprocessingInk" xmlns:wne="http://schemas.microsoft.com/office/word/2006/wordml" xmlns:wps="http://schemas.microsoft.com/office/word/2010/wordprocessingShape" mc:Ignorable="w14 w15 w16se w16cid w16 w16cex wp14">
   <w:body>
     <w:p>
       <w:pPr>
@@ -34,7 +34,7 @@
         <w:tc>
           <w:tcPr>
             <w:tcW w:w="359" w:type="dxa"/>
-            <w:shd w:val="clear" w:color="auto" w:fill="00ADBB"/>
+            <w:shd w:val="clear" w:color="auto" w:fill="31849B" w:themeFill="accent5" w:themeFillShade="BF"/>
           </w:tcPr>
           <w:p>
             <w:pPr>
@@ -52,7 +52,7 @@
         <w:tc>
           <w:tcPr>
             <w:tcW w:w="1081" w:type="dxa"/>
-            <w:shd w:val="clear" w:color="auto" w:fill="00ADBB"/>
+            <w:shd w:val="clear" w:color="auto" w:fill="31849B" w:themeFill="accent5" w:themeFillShade="BF"/>
           </w:tcPr>
           <w:p>
             <w:pPr>
@@ -70,7 +70,7 @@
         <w:tc>
           <w:tcPr>
             <w:tcW w:w="9284" w:type="dxa"/>
-            <w:shd w:val="clear" w:color="auto" w:fill="00ADBB"/>
+            <w:shd w:val="clear" w:color="auto" w:fill="31849B" w:themeFill="accent5" w:themeFillShade="BF"/>
             <w:vAlign w:val="center"/>
           </w:tcPr>
           <w:p>
@@ -103,7 +103,7 @@
         <w:tc>
           <w:tcPr>
             <w:tcW w:w="1501" w:type="dxa"/>
-            <w:shd w:val="clear" w:color="auto" w:fill="00ADBB"/>
+            <w:shd w:val="clear" w:color="auto" w:fill="31849B" w:themeFill="accent5" w:themeFillShade="BF"/>
             <w:vAlign w:val="center"/>
           </w:tcPr>
           <w:p>
@@ -166,22 +166,63 @@
               <w:bottom w:val="single" w:sz="2" w:space="0" w:color="000001"/>
               <w:right w:val="single" w:sz="2" w:space="0" w:color="000001"/>
             </w:tcBorders>
-            <w:shd w:val="clear" w:color="auto" w:fill="DDDDDD"/>
+            <w:shd w:val="clear" w:color="auto" w:fill="31849B" w:themeFill="accent5" w:themeFillShade="BF"/>
           </w:tcPr>
           <w:p>
             <w:pPr>
               <w:pStyle w:val="TableContents"/>
-            </w:pPr>
-            <w:r>
               <w:rPr>
                 <w:rFonts w:ascii="Calibri" w:eastAsia="Ubuntu" w:hAnsi="Calibri" w:cs="Ubuntu"/>
                 <w:b/>
                 <w:bCs/>
+                <w:i/>
+                <w:iCs/>
                 <w:color w:val="ED7D31"/>
-                <w:sz w:val="28"/>
-                <w:szCs w:val="28"/>
-              </w:rPr>
-              <w:t>Your Tasks (Mark these off as you go)</w:t>
+              </w:rPr>
+            </w:pPr>
+            <w:bookmarkStart w:id="0" w:name="_Hlk226277478"/>
+            <w:r>
+              <w:rPr>
+                <w:rFonts w:ascii="Roboto" w:hAnsi="Roboto"/>
+                <w:b/>
+                <w:bCs/>
+                <w:i/>
+                <w:iCs/>
+                <w:color w:val="FFFFFF" w:themeColor="background1"/>
+              </w:rPr>
+              <w:t>I can explain and implement sorting and searching algorithms to organize data and find information efficiently</w:t>
+            </w:r>
+            <w:bookmarkEnd w:id="0"/>
+          </w:p>
+        </w:tc>
+      </w:tr>
+      <w:tr>
+        <w:tc>
+          <w:tcPr>
+            <w:tcW w:w="9360" w:type="dxa"/>
+            <w:tcBorders>
+              <w:top w:val="single" w:sz="2" w:space="0" w:color="000001"/>
+              <w:left w:val="single" w:sz="2" w:space="0" w:color="000001"/>
+              <w:bottom w:val="single" w:sz="2" w:space="0" w:color="000001"/>
+              <w:right w:val="single" w:sz="2" w:space="0" w:color="000001"/>
+            </w:tcBorders>
+            <w:shd w:val="clear" w:color="auto" w:fill="DDDDDD"/>
+          </w:tcPr>
+          <w:p>
+            <w:pPr>
+              <w:pStyle w:val="TableContents"/>
+              <w:rPr>
+                <w:b/>
+                <w:bCs/>
+              </w:rPr>
+            </w:pPr>
+            <w:r>
+              <w:rPr>
+                <w:b/>
+                <w:bCs/>
+                <w:color w:val="E36C0A" w:themeColor="accent6" w:themeShade="BF"/>
+              </w:rPr>
+              <w:t>Mark these tasks off as you go to demonstrate you have achieved the above learning intention</w:t>
             </w:r>
           </w:p>
         </w:tc>
@@ -205,23 +246,18 @@
                 <w:ilvl w:val="0"/>
                 <w:numId w:val="1"/>
               </w:numPr>
+              <w:rPr>
+                <w:rFonts w:asciiTheme="majorHAnsi" w:hAnsiTheme="majorHAnsi" w:cstheme="majorHAnsi"/>
+                <w:color w:val="auto"/>
+              </w:rPr>
             </w:pPr>
             <w:r>
               <w:rPr>
-                <w:rFonts w:ascii="Calibri" w:eastAsia="Ubuntu" w:hAnsi="Calibri" w:cs="Ubuntu"/>
-                <w:color w:val="000000"/>
-              </w:rPr>
-              <w:t xml:space="preserve">Get familiar with the machine language </w:t>
+                <w:rFonts w:asciiTheme="majorHAnsi" w:hAnsiTheme="majorHAnsi" w:cstheme="majorHAnsi"/>
+                <w:color w:val="auto"/>
+              </w:rPr>
+              <w:t>I can interpret machine learning (ML) commands</w:t>
             </w:r>
-            <w:proofErr w:type="gramStart"/>
-            <w:r>
-              <w:rPr>
-                <w:rFonts w:ascii="Calibri" w:eastAsia="Ubuntu" w:hAnsi="Calibri" w:cs="Ubuntu"/>
-                <w:color w:val="000000"/>
-              </w:rPr>
-              <w:t>commands</w:t>
-            </w:r>
-            <w:proofErr w:type="gramEnd"/>
           </w:p>
           <w:p>
             <w:pPr>
@@ -230,13 +266,17 @@
                 <w:ilvl w:val="0"/>
                 <w:numId w:val="1"/>
               </w:numPr>
+              <w:rPr>
+                <w:rFonts w:asciiTheme="majorHAnsi" w:hAnsiTheme="majorHAnsi" w:cstheme="majorHAnsi"/>
+                <w:color w:val="auto"/>
+              </w:rPr>
             </w:pPr>
             <w:r>
               <w:rPr>
-                <w:rFonts w:ascii="Calibri" w:eastAsia="Ubuntu" w:hAnsi="Calibri" w:cs="Calibri"/>
-                <w:color w:val="000000"/>
-              </w:rPr>
-              <w:t>Practice with the Machine Language Commands</w:t>
+                <w:rFonts w:asciiTheme="majorHAnsi" w:hAnsiTheme="majorHAnsi" w:cstheme="majorHAnsi"/>
+                <w:color w:val="auto"/>
+              </w:rPr>
+              <w:t>I can use ML commands to complete simple tasks</w:t>
             </w:r>
           </w:p>
           <w:p>
@@ -256,38 +296,8 @@
                 <w:rFonts w:ascii="Calibri" w:hAnsi="Calibri" w:cs="Calibri"/>
                 <w:color w:val="auto"/>
               </w:rPr>
-              <w:t xml:space="preserve">Write an algorithm to </w:t>
+              <w:t>I can write an algorithm to find a card in an unordered list using ML commands</w:t>
             </w:r>
-            <w:r>
-              <w:rPr>
-                <w:rFonts w:ascii="Calibri" w:hAnsi="Calibri" w:cs="Calibri"/>
-                <w:color w:val="auto"/>
-              </w:rPr>
-              <w:t>find</w:t>
-            </w:r>
-            <w:r>
-              <w:rPr>
-                <w:rFonts w:ascii="Calibri" w:hAnsi="Calibri" w:cs="Calibri"/>
-                <w:color w:val="auto"/>
-              </w:rPr>
-              <w:t xml:space="preserve"> a card</w:t>
-            </w:r>
-            <w:r>
-              <w:rPr>
-                <w:rFonts w:ascii="Calibri" w:hAnsi="Calibri" w:cs="Calibri"/>
-                <w:color w:val="auto"/>
-              </w:rPr>
-              <w:t xml:space="preserve"> in an unordered </w:t>
-            </w:r>
-            <w:proofErr w:type="gramStart"/>
-            <w:r>
-              <w:rPr>
-                <w:rFonts w:ascii="Calibri" w:hAnsi="Calibri" w:cs="Calibri"/>
-                <w:color w:val="auto"/>
-              </w:rPr>
-              <w:t>list</w:t>
-            </w:r>
-            <w:proofErr w:type="gramEnd"/>
           </w:p>
           <w:p>
             <w:pPr>
@@ -306,17 +316,8 @@
                 <w:rFonts w:ascii="Calibri" w:hAnsi="Calibri" w:cs="Calibri"/>
                 <w:color w:val="auto"/>
               </w:rPr>
-              <w:t xml:space="preserve">Write an algorithm to bring the min card to the </w:t>
+              <w:t>I can write an algorithm to move the smallest card to the front using ML commands</w:t>
             </w:r>
-            <w:proofErr w:type="gramStart"/>
-            <w:r>
-              <w:rPr>
-                <w:rFonts w:ascii="Calibri" w:hAnsi="Calibri" w:cs="Calibri"/>
-                <w:color w:val="auto"/>
-              </w:rPr>
-              <w:t>front</w:t>
-            </w:r>
-            <w:proofErr w:type="gramEnd"/>
           </w:p>
           <w:p>
             <w:pPr>
@@ -335,17 +336,8 @@
                 <w:rFonts w:ascii="Calibri" w:hAnsi="Calibri" w:cs="Calibri"/>
                 <w:color w:val="auto"/>
               </w:rPr>
-              <w:t xml:space="preserve">Write an algorithm to sort the cards from low to </w:t>
+              <w:t>I can write an algorithm to sort cards from lowest to highest using ML commands</w:t>
             </w:r>
-            <w:proofErr w:type="gramStart"/>
-            <w:r>
-              <w:rPr>
-                <w:rFonts w:ascii="Calibri" w:hAnsi="Calibri" w:cs="Calibri"/>
-                <w:color w:val="auto"/>
-              </w:rPr>
-              <w:t>high</w:t>
-            </w:r>
-            <w:proofErr w:type="gramEnd"/>
           </w:p>
           <w:p>
             <w:pPr>
@@ -364,48 +356,40 @@
                 <w:rFonts w:ascii="Calibri" w:hAnsi="Calibri" w:cs="Calibri"/>
                 <w:color w:val="auto"/>
               </w:rPr>
-              <w:t xml:space="preserve">Write an algorithm to find a card in an ordered </w:t>
+              <w:t xml:space="preserve">I can write </w:t>
             </w:r>
-            <w:proofErr w:type="gramStart"/>
             <w:r>
               <w:rPr>
                 <w:rFonts w:ascii="Calibri" w:hAnsi="Calibri" w:cs="Calibri"/>
                 <w:color w:val="auto"/>
               </w:rPr>
-              <w:t>list</w:t>
+              <w:t>an algorithm to find a card in an ordered list</w:t>
             </w:r>
-            <w:proofErr w:type="gramEnd"/>
-          </w:p>
-          <w:p>
-            <w:pPr>
-              <w:pStyle w:val="TableContents"/>
+            <w:r>
+              <w:rPr>
+                <w:rFonts w:ascii="Calibri" w:hAnsi="Calibri" w:cs="Calibri"/>
+                <w:color w:val="auto"/>
+              </w:rPr>
+              <w:t xml:space="preserve"> using ML commands</w:t>
+            </w:r>
+          </w:p>
+          <w:p>
+            <w:pPr>
+              <w:pStyle w:val="ListParagraph"/>
               <w:numPr>
                 <w:ilvl w:val="0"/>
                 <w:numId w:val="1"/>
               </w:numPr>
-            </w:pPr>
-            <w:bookmarkStart w:id="0" w:name="__DdeLink__394_2310293718"/>
+              <w:rPr>
+                <w:rFonts w:asciiTheme="majorHAnsi" w:hAnsiTheme="majorHAnsi" w:cstheme="majorHAnsi"/>
+              </w:rPr>
+            </w:pPr>
             <w:r>
               <w:rPr>
-                <w:rFonts w:ascii="Calibri" w:eastAsia="Ubuntu" w:hAnsi="Calibri" w:cs="Ubuntu"/>
-                <w:color w:val="000000"/>
-              </w:rPr>
-              <w:t>R</w:t>
-            </w:r>
-            <w:bookmarkEnd w:id="0"/>
-            <w:r>
-              <w:rPr>
-                <w:rFonts w:ascii="Calibri" w:eastAsia="Ubuntu" w:hAnsi="Calibri" w:cs="Ubuntu"/>
-                <w:color w:val="000000"/>
-              </w:rPr>
-              <w:t>eceive credit for th</w:t>
-            </w:r>
-            <w:r>
-              <w:rPr>
-                <w:rFonts w:ascii="Calibri" w:eastAsia="Ubuntu" w:hAnsi="Calibri" w:cs="Ubuntu"/>
-                <w:color w:val="000000"/>
-              </w:rPr>
-              <w:t>is lab guide</w:t>
+                <w:rFonts w:asciiTheme="majorHAnsi" w:hAnsiTheme="majorHAnsi" w:cstheme="majorHAnsi"/>
+                <w:color w:val="auto"/>
+              </w:rPr>
+              <w:t>I can reflect on my progress toward mastering the learning intention</w:t>
             </w:r>
           </w:p>
         </w:tc>
@@ -428,11 +412,9 @@
         <w:pStyle w:val="ListParagraph"/>
         <w:numPr>
           <w:ilvl w:val="0"/>
-          <w:numId w:val="2"/>
+          <w:numId w:val="9"/>
         </w:numPr>
         <w:ind w:left="360"/>
-      </w:pPr>
-      <w:r>
         <w:rPr>
           <w:rFonts w:ascii="Calibri" w:hAnsi="Calibri" w:cs="Calibri"/>
           <w:b/>
@@ -440,9 +422,7 @@
           <w:sz w:val="28"/>
           <w:szCs w:val="28"/>
         </w:rPr>
-        <w:t xml:space="preserve">Get familiar with the machine language </w:t>
-      </w:r>
-      <w:proofErr w:type="gramStart"/>
+      </w:pPr>
       <w:r>
         <w:rPr>
           <w:rFonts w:ascii="Calibri" w:hAnsi="Calibri" w:cs="Calibri"/>
@@ -451,9 +431,8 @@
           <w:sz w:val="28"/>
           <w:szCs w:val="28"/>
         </w:rPr>
-        <w:t>commands</w:t>
-      </w:r>
-      <w:proofErr w:type="gramEnd"/>
+        <w:t>I can interpret machine learning (ML) commands</w:t>
+      </w:r>
     </w:p>
     <w:p>
       <w:pPr>
@@ -747,29 +726,7 @@
           <w:szCs w:val="20"/>
           <w:u w:val="single"/>
         </w:rPr>
-        <w:t xml:space="preserve">hands return to </w:t>
-      </w:r>
-      <w:proofErr w:type="gramStart"/>
-      <w:r>
-        <w:rPr>
-          <w:rFonts w:ascii="Calibri" w:hAnsi="Calibri"/>
-          <w:color w:val="000000"/>
-          <w:sz w:val="20"/>
-          <w:szCs w:val="20"/>
-          <w:u w:val="single"/>
-        </w:rPr>
-        <w:t>original</w:t>
-      </w:r>
-      <w:proofErr w:type="gramEnd"/>
-      <w:r>
-        <w:rPr>
-          <w:rFonts w:ascii="Calibri" w:hAnsi="Calibri"/>
-          <w:color w:val="000000"/>
-          <w:sz w:val="20"/>
-          <w:szCs w:val="20"/>
-          <w:u w:val="single"/>
-        </w:rPr>
-        <w:t xml:space="preserve"> position</w:t>
+        <w:t>hands return to original position</w:t>
       </w:r>
       <w:r>
         <w:rPr>
@@ -861,7 +818,6 @@
         <w:rPr>
           <w:noProof/>
         </w:rPr>
-        <w:lastRenderedPageBreak/>
         <w:drawing>
           <wp:inline distT="0" distB="0" distL="0" distR="0" wp14:anchorId="3BC3C68A" wp14:editId="60A47166">
             <wp:extent cx="2743200" cy="1675765"/>
@@ -907,11 +863,9 @@
         <w:pStyle w:val="ListParagraph"/>
         <w:numPr>
           <w:ilvl w:val="0"/>
-          <w:numId w:val="2"/>
+          <w:numId w:val="9"/>
         </w:numPr>
         <w:ind w:left="360"/>
-      </w:pPr>
-      <w:r>
         <w:rPr>
           <w:rFonts w:ascii="Calibri" w:hAnsi="Calibri" w:cs="Calibri"/>
           <w:b/>
@@ -919,8 +873,7 @@
           <w:sz w:val="28"/>
           <w:szCs w:val="28"/>
         </w:rPr>
-        <w:t>Practi</w:t>
-      </w:r>
+      </w:pPr>
       <w:r>
         <w:rPr>
           <w:rFonts w:ascii="Calibri" w:hAnsi="Calibri" w:cs="Calibri"/>
@@ -929,30 +882,8 @@
           <w:sz w:val="28"/>
           <w:szCs w:val="28"/>
         </w:rPr>
-        <w:t>c</w:t>
-      </w:r>
-      <w:r>
-        <w:rPr>
-          <w:rFonts w:ascii="Calibri" w:hAnsi="Calibri" w:cs="Calibri"/>
-          <w:b/>
-          <w:color w:val="ED7D31"/>
-          <w:sz w:val="28"/>
-          <w:szCs w:val="28"/>
-        </w:rPr>
-        <w:t xml:space="preserve">e with machine language </w:t>
-      </w:r>
-      <w:proofErr w:type="gramStart"/>
-      <w:r>
-        <w:rPr>
-          <w:rFonts w:ascii="Calibri" w:hAnsi="Calibri" w:cs="Calibri"/>
-          <w:b/>
-          <w:color w:val="ED7D31"/>
-          <w:sz w:val="28"/>
-          <w:szCs w:val="28"/>
-        </w:rPr>
-        <w:t>commands</w:t>
-      </w:r>
-      <w:proofErr w:type="gramEnd"/>
+        <w:t>I can use ML commands to complete simple tasks</w:t>
+      </w:r>
     </w:p>
     <w:p>
       <w:pPr>
@@ -1192,23 +1123,7 @@
           <w:rFonts w:ascii="Calibri" w:hAnsi="Calibri"/>
           <w:color w:val="000000"/>
         </w:rPr>
-        <w:t xml:space="preserve">Have one partner read the instructions in sequence starting at line 1, and the other partner </w:t>
-      </w:r>
-      <w:proofErr w:type="gramStart"/>
-      <w:r>
-        <w:rPr>
-          <w:rFonts w:ascii="Calibri" w:hAnsi="Calibri"/>
-          <w:color w:val="000000"/>
-        </w:rPr>
-        <w:t>act</w:t>
-      </w:r>
-      <w:proofErr w:type="gramEnd"/>
-      <w:r>
-        <w:rPr>
-          <w:rFonts w:ascii="Calibri" w:hAnsi="Calibri"/>
-          <w:color w:val="000000"/>
-        </w:rPr>
-        <w:t xml:space="preserve"> out each command as the human machine.</w:t>
+        <w:t>Have one partner read the instructions in sequence starting at line 1, and the other partner act out each command as the human machine.</w:t>
       </w:r>
     </w:p>
     <w:p>
@@ -1460,6 +1375,7 @@
               <w:rPr>
                 <w:noProof/>
               </w:rPr>
+              <w:lastRenderedPageBreak/>
               <w:drawing>
                 <wp:inline distT="0" distB="0" distL="0" distR="0" wp14:anchorId="4420173B" wp14:editId="1E281424">
                   <wp:extent cx="2781300" cy="962025"/>
@@ -1544,7 +1460,6 @@
               <w:rPr>
                 <w:noProof/>
               </w:rPr>
-              <w:lastRenderedPageBreak/>
               <w:drawing>
                 <wp:inline distT="0" distB="0" distL="0" distR="0" wp14:anchorId="02997D87" wp14:editId="55714C5A">
                   <wp:extent cx="3048000" cy="1727200"/>
@@ -1708,11 +1623,10 @@
         <w:pStyle w:val="ListParagraph"/>
         <w:numPr>
           <w:ilvl w:val="0"/>
-          <w:numId w:val="2"/>
+          <w:numId w:val="9"/>
         </w:numPr>
+        <w:spacing w:line="240" w:lineRule="auto"/>
         <w:ind w:left="360"/>
-      </w:pPr>
-      <w:r>
         <w:rPr>
           <w:rFonts w:ascii="Calibri" w:hAnsi="Calibri" w:cs="Calibri"/>
           <w:b/>
@@ -1720,8 +1634,7 @@
           <w:sz w:val="28"/>
           <w:szCs w:val="28"/>
         </w:rPr>
-        <w:t xml:space="preserve">Write an algorithm to </w:t>
-      </w:r>
+      </w:pPr>
       <w:r>
         <w:rPr>
           <w:rFonts w:ascii="Calibri" w:hAnsi="Calibri" w:cs="Calibri"/>
@@ -1730,40 +1643,8 @@
           <w:sz w:val="28"/>
           <w:szCs w:val="28"/>
         </w:rPr>
-        <w:t>locate</w:t>
-      </w:r>
-      <w:r>
-        <w:rPr>
-          <w:rFonts w:ascii="Calibri" w:hAnsi="Calibri" w:cs="Calibri"/>
-          <w:b/>
-          <w:color w:val="ED7D31"/>
-          <w:sz w:val="28"/>
-          <w:szCs w:val="28"/>
-        </w:rPr>
-        <w:t xml:space="preserve"> a card</w:t>
-      </w:r>
-      <w:r>
-        <w:rPr>
-          <w:rFonts w:ascii="Calibri" w:hAnsi="Calibri" w:cs="Calibri"/>
-          <w:b/>
-          <w:color w:val="ED7D31"/>
-          <w:sz w:val="28"/>
-          <w:szCs w:val="28"/>
-        </w:rPr>
-        <w:t xml:space="preserve"> in an unordered </w:t>
-      </w:r>
-      <w:proofErr w:type="gramStart"/>
-      <w:r>
-        <w:rPr>
-          <w:rFonts w:ascii="Calibri" w:hAnsi="Calibri" w:cs="Calibri"/>
-          <w:b/>
-          <w:color w:val="ED7D31"/>
-          <w:sz w:val="28"/>
-          <w:szCs w:val="28"/>
-        </w:rPr>
-        <w:t>list</w:t>
-      </w:r>
-      <w:proofErr w:type="gramEnd"/>
+        <w:t>I can write an algorithm to find a card in an unordered list using ML commands</w:t>
+      </w:r>
     </w:p>
     <w:p>
       <w:pPr>
@@ -1813,17 +1694,8 @@
           <w:rFonts w:ascii="Calibri" w:hAnsi="Calibri"/>
           <w:color w:val="000000"/>
         </w:rPr>
-        <w:t xml:space="preserve">The left hand is touching the specified </w:t>
-      </w:r>
-      <w:proofErr w:type="gramStart"/>
-      <w:r>
-        <w:rPr>
-          <w:rFonts w:ascii="Calibri" w:hAnsi="Calibri"/>
-          <w:color w:val="000000"/>
-        </w:rPr>
-        <w:t>card</w:t>
-      </w:r>
-      <w:proofErr w:type="gramEnd"/>
+        <w:t>The left hand is touching the specified card</w:t>
+      </w:r>
     </w:p>
     <w:p>
       <w:pPr>
@@ -1840,23 +1712,7 @@
           <w:rFonts w:ascii="Calibri" w:hAnsi="Calibri"/>
           <w:color w:val="000000"/>
         </w:rPr>
-        <w:t xml:space="preserve">The card is not </w:t>
-      </w:r>
-      <w:proofErr w:type="gramStart"/>
-      <w:r>
-        <w:rPr>
-          <w:rFonts w:ascii="Calibri" w:hAnsi="Calibri"/>
-          <w:color w:val="000000"/>
-        </w:rPr>
-        <w:t>found</w:t>
-      </w:r>
-      <w:proofErr w:type="gramEnd"/>
-      <w:r>
-        <w:rPr>
-          <w:rFonts w:ascii="Calibri" w:hAnsi="Calibri"/>
-          <w:color w:val="000000"/>
-        </w:rPr>
-        <w:t xml:space="preserve"> </w:t>
+        <w:t xml:space="preserve">The card is not found </w:t>
       </w:r>
     </w:p>
     <w:p>
@@ -1933,6 +1789,66 @@
         </w:rPr>
         <w:t xml:space="preserve"> the end of the list. </w:t>
       </w:r>
+    </w:p>
+    <w:p>
+      <w:pPr>
+        <w:shd w:val="clear" w:color="auto" w:fill="FFFFFF"/>
+        <w:spacing w:line="240" w:lineRule="auto"/>
+        <w:rPr>
+          <w:rFonts w:ascii="Calibri" w:hAnsi="Calibri"/>
+          <w:color w:val="000000"/>
+        </w:rPr>
+      </w:pPr>
+    </w:p>
+    <w:p>
+      <w:pPr>
+        <w:shd w:val="clear" w:color="auto" w:fill="FFFFFF"/>
+        <w:spacing w:line="240" w:lineRule="auto"/>
+        <w:rPr>
+          <w:rFonts w:ascii="Calibri" w:hAnsi="Calibri"/>
+          <w:color w:val="000000"/>
+        </w:rPr>
+      </w:pPr>
+    </w:p>
+    <w:p>
+      <w:pPr>
+        <w:shd w:val="clear" w:color="auto" w:fill="FFFFFF"/>
+        <w:spacing w:line="240" w:lineRule="auto"/>
+        <w:rPr>
+          <w:rFonts w:ascii="Calibri" w:hAnsi="Calibri"/>
+          <w:color w:val="000000"/>
+        </w:rPr>
+      </w:pPr>
+    </w:p>
+    <w:p>
+      <w:pPr>
+        <w:shd w:val="clear" w:color="auto" w:fill="FFFFFF"/>
+        <w:spacing w:line="240" w:lineRule="auto"/>
+        <w:rPr>
+          <w:rFonts w:ascii="Calibri" w:hAnsi="Calibri"/>
+          <w:color w:val="000000"/>
+        </w:rPr>
+      </w:pPr>
+    </w:p>
+    <w:p>
+      <w:pPr>
+        <w:shd w:val="clear" w:color="auto" w:fill="FFFFFF"/>
+        <w:spacing w:line="240" w:lineRule="auto"/>
+        <w:rPr>
+          <w:rFonts w:ascii="Calibri" w:hAnsi="Calibri"/>
+          <w:color w:val="000000"/>
+        </w:rPr>
+      </w:pPr>
+    </w:p>
+    <w:p>
+      <w:pPr>
+        <w:shd w:val="clear" w:color="auto" w:fill="FFFFFF"/>
+        <w:spacing w:line="240" w:lineRule="auto"/>
+        <w:rPr>
+          <w:rFonts w:ascii="Calibri" w:hAnsi="Calibri"/>
+          <w:color w:val="000000"/>
+        </w:rPr>
+      </w:pPr>
     </w:p>
     <w:p>
       <w:pPr>
@@ -1973,6 +1889,7 @@
                 <w:color w:val="000000"/>
                 <w:lang w:val="en-US"/>
               </w:rPr>
+              <w:lastRenderedPageBreak/>
               <w:t xml:space="preserve">Once you </w:t>
             </w:r>
             <w:r>
@@ -2064,23 +1981,6 @@
     </w:tbl>
     <w:p>
       <w:pPr>
-        <w:shd w:val="clear" w:color="auto" w:fill="FFFFFF"/>
-        <w:spacing w:line="288" w:lineRule="atLeast"/>
-      </w:pPr>
-    </w:p>
-    <w:p>
-      <w:pPr>
-        <w:shd w:val="clear" w:color="auto" w:fill="FFFFFF"/>
-        <w:spacing w:line="288" w:lineRule="atLeast"/>
-        <w:rPr>
-          <w:rFonts w:eastAsia="Times New Roman" w:cs="Calibri"/>
-          <w:color w:val="000000"/>
-          <w:lang w:val="en-US"/>
-        </w:rPr>
-      </w:pPr>
-    </w:p>
-    <w:p>
-      <w:pPr>
         <w:pStyle w:val="ListParagraph"/>
         <w:ind w:left="0"/>
       </w:pPr>
@@ -2090,11 +1990,10 @@
         <w:pStyle w:val="ListParagraph"/>
         <w:numPr>
           <w:ilvl w:val="0"/>
-          <w:numId w:val="2"/>
+          <w:numId w:val="9"/>
         </w:numPr>
+        <w:spacing w:line="240" w:lineRule="auto"/>
         <w:ind w:left="360"/>
-      </w:pPr>
-      <w:r>
         <w:rPr>
           <w:rFonts w:ascii="Calibri" w:hAnsi="Calibri" w:cs="Calibri"/>
           <w:b/>
@@ -2102,8 +2001,7 @@
           <w:sz w:val="28"/>
           <w:szCs w:val="28"/>
         </w:rPr>
-        <w:t>Write an algorithm to bring the min</w:t>
-      </w:r>
+      </w:pPr>
       <w:r>
         <w:rPr>
           <w:rFonts w:ascii="Calibri" w:hAnsi="Calibri" w:cs="Calibri"/>
@@ -2112,50 +2010,8 @@
           <w:sz w:val="28"/>
           <w:szCs w:val="28"/>
         </w:rPr>
-        <w:t xml:space="preserve"> card</w:t>
-      </w:r>
-      <w:r>
-        <w:rPr>
-          <w:rFonts w:ascii="Calibri" w:hAnsi="Calibri" w:cs="Calibri"/>
-          <w:b/>
-          <w:color w:val="ED7D31"/>
-          <w:sz w:val="28"/>
-          <w:szCs w:val="28"/>
-        </w:rPr>
-        <w:t xml:space="preserve"> to</w:t>
-      </w:r>
-      <w:r>
-        <w:rPr>
-          <w:rFonts w:ascii="Calibri" w:hAnsi="Calibri" w:cs="Calibri"/>
-          <w:b/>
-          <w:color w:val="ED7D31"/>
-          <w:sz w:val="28"/>
-          <w:szCs w:val="28"/>
-        </w:rPr>
-        <w:t xml:space="preserve"> the</w:t>
-      </w:r>
-      <w:r>
-        <w:rPr>
-          <w:rFonts w:ascii="Calibri" w:hAnsi="Calibri" w:cs="Calibri"/>
-          <w:b/>
-          <w:color w:val="ED7D31"/>
-          <w:sz w:val="28"/>
-          <w:szCs w:val="28"/>
-        </w:rPr>
-        <w:t xml:space="preserve"> </w:t>
-      </w:r>
-      <w:proofErr w:type="gramStart"/>
-      <w:r>
-        <w:rPr>
-          <w:rFonts w:ascii="Calibri" w:hAnsi="Calibri" w:cs="Calibri"/>
-          <w:b/>
-          <w:color w:val="ED7D31"/>
-          <w:sz w:val="28"/>
-          <w:szCs w:val="28"/>
-        </w:rPr>
-        <w:t>front</w:t>
-      </w:r>
-      <w:proofErr w:type="gramEnd"/>
+        <w:t>I can write an algorithm to move the smallest card to the front using ML commands</w:t>
+      </w:r>
     </w:p>
     <w:p>
       <w:pPr>
@@ -2233,27 +2089,7 @@
           <w:sz w:val="20"/>
           <w:szCs w:val="20"/>
         </w:rPr>
-        <w:t xml:space="preserve">When the program stops, the smallest card should be in position 0. The ending positions of the hands do not </w:t>
-      </w:r>
-      <w:proofErr w:type="gramStart"/>
-      <w:r>
-        <w:rPr>
-          <w:rFonts w:ascii="Calibri" w:hAnsi="Calibri" w:cs="Calibri"/>
-          <w:color w:val="000000"/>
-          <w:sz w:val="20"/>
-          <w:szCs w:val="20"/>
-        </w:rPr>
-        <w:t>matter,</w:t>
-      </w:r>
-      <w:proofErr w:type="gramEnd"/>
-      <w:r>
-        <w:rPr>
-          <w:rFonts w:ascii="Calibri" w:hAnsi="Calibri" w:cs="Calibri"/>
-          <w:color w:val="000000"/>
-          <w:sz w:val="20"/>
-          <w:szCs w:val="20"/>
-        </w:rPr>
-        <w:t xml:space="preserve"> the ending positions of the other cards do not matter. </w:t>
+        <w:t xml:space="preserve">When the program stops, the smallest card should be in position 0. The ending positions of the hands do not matter, the ending positions of the other cards do not matter. </w:t>
       </w:r>
       <w:r>
         <w:rPr>
@@ -2273,27 +2109,7 @@
           <w:sz w:val="20"/>
           <w:szCs w:val="20"/>
         </w:rPr>
-        <w:t xml:space="preserve">try to move the </w:t>
-      </w:r>
-      <w:proofErr w:type="gramStart"/>
-      <w:r>
-        <w:rPr>
-          <w:rFonts w:ascii="Calibri" w:hAnsi="Calibri" w:cs="Calibri"/>
-          <w:color w:val="000000"/>
-          <w:sz w:val="20"/>
-          <w:szCs w:val="20"/>
-        </w:rPr>
-        <w:t>min</w:t>
-      </w:r>
-      <w:proofErr w:type="gramEnd"/>
-      <w:r>
-        <w:rPr>
-          <w:rFonts w:ascii="Calibri" w:hAnsi="Calibri" w:cs="Calibri"/>
-          <w:color w:val="000000"/>
-          <w:sz w:val="20"/>
-          <w:szCs w:val="20"/>
-        </w:rPr>
-        <w:t xml:space="preserve">-to-front and have all other cards be in their original relative ordering. </w:t>
+        <w:t xml:space="preserve">try to move the min-to-front and have all other cards be in their original relative ordering. </w:t>
       </w:r>
     </w:p>
     <w:p>
@@ -2876,134 +2692,13 @@
     </w:p>
     <w:p>
       <w:pPr>
-        <w:rPr>
-          <w:rFonts w:ascii="Calibri" w:hAnsi="Calibri" w:cstheme="majorHAnsi"/>
-          <w:color w:val="000000"/>
-        </w:rPr>
-      </w:pPr>
-    </w:p>
-    <w:p>
-      <w:pPr>
-        <w:rPr>
-          <w:rFonts w:ascii="Calibri" w:hAnsi="Calibri" w:cstheme="majorHAnsi"/>
-          <w:color w:val="000000"/>
-        </w:rPr>
-      </w:pPr>
-    </w:p>
-    <w:p>
-      <w:pPr>
-        <w:rPr>
-          <w:rFonts w:ascii="Calibri" w:hAnsi="Calibri" w:cstheme="majorHAnsi"/>
-          <w:color w:val="000000"/>
-        </w:rPr>
-      </w:pPr>
-    </w:p>
-    <w:p>
-      <w:pPr>
-        <w:rPr>
-          <w:rFonts w:ascii="Calibri" w:hAnsi="Calibri" w:cstheme="majorHAnsi"/>
-          <w:color w:val="000000"/>
-        </w:rPr>
-      </w:pPr>
-    </w:p>
-    <w:p>
-      <w:pPr>
-        <w:rPr>
-          <w:rFonts w:ascii="Calibri" w:hAnsi="Calibri" w:cstheme="majorHAnsi"/>
-          <w:color w:val="000000"/>
-        </w:rPr>
-      </w:pPr>
-    </w:p>
-    <w:p>
-      <w:pPr>
-        <w:rPr>
-          <w:rFonts w:ascii="Calibri" w:hAnsi="Calibri" w:cstheme="majorHAnsi"/>
-          <w:color w:val="000000"/>
-        </w:rPr>
-      </w:pPr>
-    </w:p>
-    <w:p>
-      <w:pPr>
-        <w:rPr>
-          <w:rFonts w:ascii="Calibri" w:hAnsi="Calibri" w:cstheme="majorHAnsi"/>
-          <w:color w:val="000000"/>
-        </w:rPr>
-      </w:pPr>
-    </w:p>
-    <w:p>
-      <w:pPr>
-        <w:rPr>
-          <w:rFonts w:ascii="Calibri" w:hAnsi="Calibri" w:cstheme="majorHAnsi"/>
-          <w:color w:val="000000"/>
-        </w:rPr>
-      </w:pPr>
-    </w:p>
-    <w:p>
-      <w:pPr>
-        <w:rPr>
-          <w:rFonts w:ascii="Calibri" w:hAnsi="Calibri" w:cstheme="majorHAnsi"/>
-          <w:color w:val="000000"/>
-        </w:rPr>
-      </w:pPr>
-    </w:p>
-    <w:p>
-      <w:pPr>
-        <w:rPr>
-          <w:rFonts w:ascii="Calibri" w:hAnsi="Calibri" w:cstheme="majorHAnsi"/>
-          <w:color w:val="000000"/>
-        </w:rPr>
-      </w:pPr>
-    </w:p>
-    <w:p>
-      <w:pPr>
-        <w:rPr>
-          <w:rFonts w:ascii="Calibri" w:hAnsi="Calibri" w:cstheme="majorHAnsi"/>
-          <w:color w:val="000000"/>
-        </w:rPr>
-      </w:pPr>
-    </w:p>
-    <w:p>
-      <w:pPr>
-        <w:rPr>
-          <w:rFonts w:ascii="Calibri" w:hAnsi="Calibri" w:cstheme="majorHAnsi"/>
-          <w:color w:val="000000"/>
-        </w:rPr>
-      </w:pPr>
-    </w:p>
-    <w:p>
-      <w:pPr>
-        <w:rPr>
-          <w:rFonts w:ascii="Calibri" w:hAnsi="Calibri" w:cstheme="majorHAnsi"/>
-          <w:color w:val="000000"/>
-        </w:rPr>
-      </w:pPr>
-    </w:p>
-    <w:p>
-      <w:pPr>
-        <w:rPr>
-          <w:rFonts w:ascii="Calibri" w:hAnsi="Calibri" w:cstheme="majorHAnsi"/>
-          <w:color w:val="000000"/>
-        </w:rPr>
-      </w:pPr>
-    </w:p>
-    <w:p>
-      <w:pPr>
-        <w:rPr>
-          <w:rFonts w:ascii="Calibri" w:hAnsi="Calibri" w:cstheme="majorHAnsi"/>
-          <w:color w:val="000000"/>
-        </w:rPr>
-      </w:pPr>
-    </w:p>
-    <w:p>
-      <w:pPr>
         <w:pStyle w:val="ListParagraph"/>
         <w:numPr>
           <w:ilvl w:val="0"/>
-          <w:numId w:val="2"/>
+          <w:numId w:val="9"/>
         </w:numPr>
+        <w:spacing w:line="240" w:lineRule="auto"/>
         <w:ind w:left="360"/>
-      </w:pPr>
-      <w:r>
         <w:rPr>
           <w:rFonts w:ascii="Calibri" w:hAnsi="Calibri" w:cs="Calibri"/>
           <w:b/>
@@ -3011,8 +2706,7 @@
           <w:sz w:val="28"/>
           <w:szCs w:val="28"/>
         </w:rPr>
-        <w:t>Write an algorithm to sort</w:t>
-      </w:r>
+      </w:pPr>
       <w:r>
         <w:rPr>
           <w:rFonts w:ascii="Calibri" w:hAnsi="Calibri" w:cs="Calibri"/>
@@ -3021,30 +2715,9 @@
           <w:sz w:val="28"/>
           <w:szCs w:val="28"/>
         </w:rPr>
-        <w:t xml:space="preserve"> the</w:t>
-      </w:r>
-      <w:r>
-        <w:rPr>
-          <w:rFonts w:ascii="Calibri" w:hAnsi="Calibri" w:cs="Calibri"/>
-          <w:b/>
-          <w:color w:val="ED7D31"/>
-          <w:sz w:val="28"/>
-          <w:szCs w:val="28"/>
-        </w:rPr>
-        <w:t xml:space="preserve"> cards from low to </w:t>
-      </w:r>
-      <w:proofErr w:type="gramStart"/>
-      <w:r>
-        <w:rPr>
-          <w:rFonts w:ascii="Calibri" w:hAnsi="Calibri" w:cs="Calibri"/>
-          <w:b/>
-          <w:color w:val="ED7D31"/>
-          <w:sz w:val="28"/>
-          <w:szCs w:val="28"/>
-        </w:rPr>
-        <w:t>high</w:t>
-      </w:r>
-      <w:proofErr w:type="gramEnd"/>
+        <w:lastRenderedPageBreak/>
+        <w:t>I can write an algorithm to sort cards from lowest to highest using ML commands</w:t>
+      </w:r>
     </w:p>
     <w:p>
       <w:pPr>
@@ -3093,20 +2766,8 @@
           <w:szCs w:val="20"/>
           <w:highlight w:val="white"/>
         </w:rPr>
-        <w:t xml:space="preserve">When the program stops, the cards should be sorted from smallest to </w:t>
-      </w:r>
-      <w:proofErr w:type="gramStart"/>
-      <w:r>
-        <w:rPr>
-          <w:rFonts w:ascii="Calibri" w:eastAsia="Ubuntu" w:hAnsi="Calibri" w:cs="Ubuntu"/>
-          <w:color w:val="000000"/>
-          <w:sz w:val="20"/>
-          <w:szCs w:val="20"/>
-          <w:highlight w:val="white"/>
-        </w:rPr>
-        <w:t>highest</w:t>
-      </w:r>
-      <w:proofErr w:type="gramEnd"/>
+        <w:t>When the program stops, the cards should be sorted from smallest to highest</w:t>
+      </w:r>
     </w:p>
     <w:tbl>
       <w:tblPr>
@@ -3334,11 +2995,9 @@
         <w:pStyle w:val="ListParagraph"/>
         <w:numPr>
           <w:ilvl w:val="0"/>
-          <w:numId w:val="2"/>
+          <w:numId w:val="9"/>
         </w:numPr>
         <w:ind w:left="360"/>
-      </w:pPr>
-      <w:r>
         <w:rPr>
           <w:rFonts w:ascii="Calibri" w:hAnsi="Calibri" w:cs="Calibri"/>
           <w:b/>
@@ -3346,8 +3005,7 @@
           <w:sz w:val="28"/>
           <w:szCs w:val="28"/>
         </w:rPr>
-        <w:t xml:space="preserve">Write </w:t>
-      </w:r>
+      </w:pPr>
       <w:r>
         <w:rPr>
           <w:rFonts w:ascii="Calibri" w:hAnsi="Calibri" w:cs="Calibri"/>
@@ -3356,20 +3014,8 @@
           <w:sz w:val="28"/>
           <w:szCs w:val="28"/>
         </w:rPr>
-        <w:t xml:space="preserve">an algorithm to locate a card in an ordered </w:t>
-      </w:r>
-      <w:proofErr w:type="gramStart"/>
-      <w:r>
-        <w:rPr>
-          <w:rFonts w:ascii="Calibri" w:hAnsi="Calibri" w:cs="Calibri"/>
-          <w:b/>
-          <w:color w:val="ED7D31"/>
-          <w:sz w:val="28"/>
-          <w:szCs w:val="28"/>
-        </w:rPr>
-        <w:t>list</w:t>
-      </w:r>
-      <w:proofErr w:type="gramEnd"/>
+        <w:t>I can write an algorithm to find a card in an ordered list using ML commands</w:t>
+      </w:r>
     </w:p>
     <w:p>
       <w:pPr>
@@ -3634,6 +3280,16 @@
         </w:rPr>
         <w:t xml:space="preserve">If we know the list has a length of 7, then half the list has a length of 3 (if we apply integer division).   This allows us to move the hand to a specific location in the list.  For example, </w:t>
       </w:r>
+    </w:p>
+    <w:p>
+      <w:pPr>
+        <w:shd w:val="clear" w:color="auto" w:fill="FFFFFF"/>
+        <w:spacing w:line="240" w:lineRule="auto"/>
+        <w:rPr>
+          <w:rFonts w:ascii="Calibri" w:hAnsi="Calibri"/>
+          <w:color w:val="000000"/>
+        </w:rPr>
+      </w:pPr>
     </w:p>
     <w:p>
       <w:pPr>
@@ -3832,7 +3488,7 @@
           </mc:Choice>
           <mc:Fallback>
             <w:pict>
-              <v:group w14:anchorId="5436C9FF" id="Group 14" o:spid="_x0000_s1026" style="position:absolute;margin-left:9pt;margin-top:14.1pt;width:348.8pt;height:34.8pt;z-index:251663360" coordsize="44297,4419" o:gfxdata="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">
+              <v:group w14:anchorId="5436C9FF" id="Group 14" o:spid="_x0000_s1026" style="position:absolute;margin-left:9pt;margin-top:14.1pt;width:348.8pt;height:34.8pt;z-index:251663360" coordsize="44297,4419" o:gfxdata="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">
                 <v:shapetype id="_x0000_t75" coordsize="21600,21600" o:spt="75" o:preferrelative="t" path="m@4@5l@4@11@9@11@9@5xe" filled="f" stroked="f">
                   <v:stroke joinstyle="miter"/>
                   <v:formulas>
@@ -4097,81 +3753,407 @@
     <w:p/>
     <w:p>
       <w:pPr>
-        <w:pStyle w:val="BodyText"/>
+        <w:pStyle w:val="ListParagraph"/>
         <w:numPr>
           <w:ilvl w:val="0"/>
-          <w:numId w:val="2"/>
+          <w:numId w:val="9"/>
         </w:numPr>
-        <w:spacing w:after="0"/>
         <w:ind w:left="360"/>
-      </w:pPr>
-      <w:r>
-        <w:rPr>
-          <w:rFonts w:ascii="Calibri" w:eastAsia="Ubuntu" w:hAnsi="Calibri" w:cs="Ubuntu"/>
+        <w:rPr>
+          <w:rFonts w:ascii="Calibri" w:hAnsi="Calibri" w:cs="Calibri"/>
           <w:b/>
-          <w:bCs/>
-          <w:color w:val="F58220"/>
+          <w:color w:val="ED7D31"/>
           <w:sz w:val="28"/>
           <w:szCs w:val="28"/>
         </w:rPr>
-        <w:t>Receive Credit for th</w:t>
-      </w:r>
-      <w:r>
-        <w:rPr>
-          <w:rFonts w:ascii="Calibri" w:eastAsia="Ubuntu" w:hAnsi="Calibri" w:cs="Ubuntu"/>
+      </w:pPr>
+      <w:r>
+        <w:rPr>
+          <w:rFonts w:ascii="Calibri" w:hAnsi="Calibri" w:cs="Calibri"/>
           <w:b/>
-          <w:bCs/>
-          <w:color w:val="F58220"/>
+          <w:color w:val="ED7D31"/>
           <w:sz w:val="28"/>
           <w:szCs w:val="28"/>
         </w:rPr>
-        <w:t xml:space="preserve">is lab </w:t>
-      </w:r>
-      <w:proofErr w:type="gramStart"/>
-      <w:r>
-        <w:rPr>
-          <w:rFonts w:ascii="Calibri" w:eastAsia="Ubuntu" w:hAnsi="Calibri" w:cs="Ubuntu"/>
+        <w:t xml:space="preserve">I can </w:t>
+      </w:r>
+      <w:r>
+        <w:rPr>
+          <w:rFonts w:ascii="Calibri" w:hAnsi="Calibri" w:cs="Calibri"/>
           <w:b/>
-          <w:bCs/>
-          <w:color w:val="F58220"/>
+          <w:color w:val="ED7D31"/>
           <w:sz w:val="28"/>
           <w:szCs w:val="28"/>
         </w:rPr>
-        <w:t>guide</w:t>
-      </w:r>
-      <w:proofErr w:type="gramEnd"/>
+        <w:t>reflect on my progress toward mastering the learning intention</w:t>
+      </w:r>
     </w:p>
     <w:p>
       <w:pPr>
-        <w:pStyle w:val="BodyText"/>
-        <w:spacing w:after="0"/>
-        <w:rPr>
-          <w:rFonts w:ascii="Calibri" w:eastAsia="Ubuntu" w:hAnsi="Calibri" w:cs="Ubuntu"/>
-          <w:color w:val="000000"/>
+        <w:pStyle w:val="ListParagraph"/>
+        <w:ind w:left="360"/>
+        <w:rPr>
+          <w:rFonts w:ascii="Calibri" w:hAnsi="Calibri" w:cs="Calibri"/>
+          <w:b/>
+          <w:color w:val="ED7D31"/>
+          <w:sz w:val="28"/>
+          <w:szCs w:val="28"/>
         </w:rPr>
       </w:pPr>
     </w:p>
     <w:p>
       <w:pPr>
-        <w:pStyle w:val="TableContents"/>
-        <w:spacing w:after="150" w:line="240" w:lineRule="auto"/>
-      </w:pPr>
-      <w:r>
-        <w:rPr>
-          <w:rFonts w:ascii="Calibri" w:eastAsia="Ubuntu" w:hAnsi="Calibri" w:cs="Calibri"/>
-          <w:color w:val="000000"/>
-        </w:rPr>
-        <w:t xml:space="preserve">Submit this portion of the lab to Pluska to receive credit for the lab guide.  Once received, your completed code challenges will also be graded and will count towards your final lab grade. </w:t>
+        <w:rPr>
+          <w:rFonts w:asciiTheme="majorHAnsi" w:hAnsiTheme="majorHAnsi" w:cstheme="majorHAnsi"/>
+          <w:color w:val="auto"/>
+        </w:rPr>
+      </w:pPr>
+      <w:r>
+        <w:rPr>
+          <w:rFonts w:asciiTheme="majorHAnsi" w:hAnsiTheme="majorHAnsi" w:cstheme="majorHAnsi"/>
+          <w:color w:val="auto"/>
+        </w:rPr>
+        <w:t>How would you rate your current mastery of the learning intention based on the evidence you have provided? Keep in mind that mastery is a progression, and this is just one step in that progression.</w:t>
       </w:r>
     </w:p>
     <w:p>
       <w:pPr>
         <w:rPr>
-          <w:rFonts w:ascii="Calibri" w:eastAsia="Ubuntu" w:hAnsi="Calibri" w:cs="Ubuntu"/>
-          <w:color w:val="000000"/>
+          <w:rFonts w:asciiTheme="majorHAnsi" w:hAnsiTheme="majorHAnsi" w:cstheme="majorHAnsi"/>
+          <w:color w:val="auto"/>
         </w:rPr>
       </w:pPr>
     </w:p>
+    <w:tbl>
+      <w:tblPr>
+        <w:tblStyle w:val="TableGrid"/>
+        <w:tblW w:w="0" w:type="auto"/>
+        <w:tblLook w:val="04A0" w:firstRow="1" w:lastRow="0" w:firstColumn="1" w:lastColumn="0" w:noHBand="0" w:noVBand="1"/>
+      </w:tblPr>
+      <w:tblGrid>
+        <w:gridCol w:w="9350"/>
+      </w:tblGrid>
+      <w:tr>
+        <w:tc>
+          <w:tcPr>
+            <w:tcW w:w="9350" w:type="dxa"/>
+            <w:shd w:val="clear" w:color="auto" w:fill="228B22"/>
+          </w:tcPr>
+          <w:p>
+            <w:pPr>
+              <w:pStyle w:val="BodyText"/>
+              <w:numPr>
+                <w:ilvl w:val="0"/>
+                <w:numId w:val="8"/>
+              </w:numPr>
+              <w:spacing w:after="0" w:line="240" w:lineRule="auto"/>
+              <w:rPr>
+                <w:rFonts w:ascii="Calibri" w:eastAsia="Ubuntu" w:hAnsi="Calibri" w:cs="Ubuntu"/>
+                <w:b/>
+                <w:bCs/>
+                <w:color w:val="FFFFFF" w:themeColor="background1"/>
+              </w:rPr>
+            </w:pPr>
+            <w:r>
+              <w:rPr>
+                <w:rFonts w:ascii="Segoe UI Emoji" w:hAnsi="Segoe UI Emoji" w:cs="Segoe UI Emoji"/>
+                <w:color w:val="FFFFFF" w:themeColor="background1"/>
+              </w:rPr>
+              <w:t>🎖</w:t>
+            </w:r>
+            <w:r>
+              <w:rPr>
+                <w:rFonts w:ascii="Calibri" w:eastAsia="Ubuntu" w:hAnsi="Calibri" w:cs="Ubuntu"/>
+                <w:b/>
+                <w:bCs/>
+                <w:color w:val="FFFFFF" w:themeColor="background1"/>
+              </w:rPr>
+              <w:t xml:space="preserve"> I have mastered the learning intention based on the evidence I have demonstrated</w:t>
+            </w:r>
+          </w:p>
+          <w:p>
+            <w:pPr>
+              <w:pStyle w:val="BodyText"/>
+              <w:spacing w:after="0" w:line="240" w:lineRule="auto"/>
+              <w:ind w:left="720"/>
+              <w:rPr>
+                <w:rFonts w:ascii="Calibri" w:eastAsia="Ubuntu" w:hAnsi="Calibri" w:cs="Ubuntu"/>
+                <w:b/>
+                <w:bCs/>
+                <w:color w:val="FFFFFF" w:themeColor="background1"/>
+              </w:rPr>
+            </w:pPr>
+          </w:p>
+        </w:tc>
+      </w:tr>
+      <w:tr>
+        <w:tc>
+          <w:tcPr>
+            <w:tcW w:w="9350" w:type="dxa"/>
+            <w:shd w:val="clear" w:color="auto" w:fill="0070C0"/>
+          </w:tcPr>
+          <w:p>
+            <w:pPr>
+              <w:pStyle w:val="BodyText"/>
+              <w:numPr>
+                <w:ilvl w:val="0"/>
+                <w:numId w:val="8"/>
+              </w:numPr>
+              <w:spacing w:after="0" w:line="240" w:lineRule="auto"/>
+              <w:rPr>
+                <w:rFonts w:ascii="Calibri" w:eastAsia="Ubuntu" w:hAnsi="Calibri" w:cs="Ubuntu"/>
+                <w:b/>
+                <w:bCs/>
+                <w:color w:val="FFFFFF" w:themeColor="background1"/>
+              </w:rPr>
+            </w:pPr>
+            <w:r>
+              <w:rPr>
+                <w:rFonts w:ascii="Segoe UI Emoji" w:hAnsi="Segoe UI Emoji" w:cs="Segoe UI Emoji"/>
+                <w:color w:val="FFFFFF" w:themeColor="background1"/>
+              </w:rPr>
+              <w:t>🎖</w:t>
+            </w:r>
+            <w:r>
+              <w:rPr>
+                <w:rFonts w:ascii="Calibri" w:eastAsia="Ubuntu" w:hAnsi="Calibri" w:cs="Ubuntu"/>
+                <w:b/>
+                <w:bCs/>
+                <w:color w:val="FFFFFF" w:themeColor="background1"/>
+              </w:rPr>
+              <w:t xml:space="preserve"> I am approaching mastery of the learning intention based on the evidence I have demonstrated</w:t>
+            </w:r>
+          </w:p>
+          <w:p>
+            <w:pPr>
+              <w:pStyle w:val="BodyText"/>
+              <w:spacing w:after="0" w:line="240" w:lineRule="auto"/>
+              <w:ind w:left="720"/>
+              <w:rPr>
+                <w:rFonts w:ascii="Calibri" w:eastAsia="Ubuntu" w:hAnsi="Calibri" w:cs="Ubuntu"/>
+                <w:b/>
+                <w:bCs/>
+                <w:color w:val="FFFFFF" w:themeColor="background1"/>
+              </w:rPr>
+            </w:pPr>
+          </w:p>
+        </w:tc>
+      </w:tr>
+      <w:tr>
+        <w:tc>
+          <w:tcPr>
+            <w:tcW w:w="9350" w:type="dxa"/>
+            <w:shd w:val="clear" w:color="auto" w:fill="7030A0"/>
+          </w:tcPr>
+          <w:p>
+            <w:pPr>
+              <w:pStyle w:val="BodyText"/>
+              <w:numPr>
+                <w:ilvl w:val="0"/>
+                <w:numId w:val="8"/>
+              </w:numPr>
+              <w:spacing w:after="0" w:line="240" w:lineRule="auto"/>
+              <w:rPr>
+                <w:rFonts w:ascii="Calibri" w:eastAsia="Ubuntu" w:hAnsi="Calibri" w:cs="Ubuntu"/>
+                <w:b/>
+                <w:bCs/>
+                <w:color w:val="FFFFFF" w:themeColor="background1"/>
+              </w:rPr>
+            </w:pPr>
+            <w:r>
+              <w:rPr>
+                <w:rFonts w:ascii="Segoe UI Emoji" w:hAnsi="Segoe UI Emoji" w:cs="Segoe UI Emoji"/>
+                <w:color w:val="FFFFFF" w:themeColor="background1"/>
+              </w:rPr>
+              <w:t>🎖</w:t>
+            </w:r>
+            <w:r>
+              <w:rPr>
+                <w:rFonts w:ascii="Calibri" w:eastAsia="Ubuntu" w:hAnsi="Calibri" w:cs="Ubuntu"/>
+                <w:b/>
+                <w:bCs/>
+                <w:color w:val="FFFFFF" w:themeColor="background1"/>
+              </w:rPr>
+              <w:t xml:space="preserve"> I am beginning to develop understanding of the learning intention based on the evidence I have demonstrated</w:t>
+            </w:r>
+          </w:p>
+        </w:tc>
+      </w:tr>
+      <w:tr>
+        <w:tc>
+          <w:tcPr>
+            <w:tcW w:w="9350" w:type="dxa"/>
+            <w:shd w:val="clear" w:color="auto" w:fill="C00000"/>
+          </w:tcPr>
+          <w:p>
+            <w:pPr>
+              <w:pStyle w:val="BodyText"/>
+              <w:numPr>
+                <w:ilvl w:val="0"/>
+                <w:numId w:val="7"/>
+              </w:numPr>
+              <w:spacing w:after="0" w:line="240" w:lineRule="auto"/>
+              <w:rPr>
+                <w:rFonts w:ascii="Calibri" w:eastAsia="Ubuntu" w:hAnsi="Calibri" w:cs="Ubuntu"/>
+                <w:b/>
+                <w:bCs/>
+                <w:color w:val="FFFFFF" w:themeColor="background1"/>
+              </w:rPr>
+            </w:pPr>
+            <w:r>
+              <w:rPr>
+                <w:rFonts w:ascii="Segoe UI Emoji" w:hAnsi="Segoe UI Emoji" w:cs="Segoe UI Emoji"/>
+                <w:color w:val="FFFFFF" w:themeColor="background1"/>
+              </w:rPr>
+              <w:t>🎖</w:t>
+            </w:r>
+            <w:r>
+              <w:rPr>
+                <w:rFonts w:ascii="Calibri" w:eastAsia="Ubuntu" w:hAnsi="Calibri" w:cs="Ubuntu"/>
+                <w:b/>
+                <w:bCs/>
+                <w:color w:val="FFFFFF" w:themeColor="background1"/>
+              </w:rPr>
+              <w:t xml:space="preserve"> I have not provided enough evidence to show my understanding of this learning intentio</w:t>
+            </w:r>
+            <w:r>
+              <w:rPr>
+                <w:rFonts w:ascii="Calibri" w:eastAsia="Ubuntu" w:hAnsi="Calibri" w:cs="Ubuntu"/>
+                <w:b/>
+                <w:bCs/>
+                <w:color w:val="FFFFFF" w:themeColor="background1"/>
+              </w:rPr>
+              <w:t>n</w:t>
+            </w:r>
+          </w:p>
+          <w:p>
+            <w:pPr>
+              <w:pStyle w:val="BodyText"/>
+              <w:spacing w:after="0" w:line="240" w:lineRule="auto"/>
+              <w:ind w:left="720"/>
+              <w:rPr>
+                <w:rFonts w:ascii="Calibri" w:eastAsia="Ubuntu" w:hAnsi="Calibri" w:cs="Ubuntu"/>
+                <w:b/>
+                <w:bCs/>
+                <w:color w:val="FFFFFF" w:themeColor="background1"/>
+              </w:rPr>
+            </w:pPr>
+          </w:p>
+        </w:tc>
+      </w:tr>
+    </w:tbl>
+    <w:p>
+      <w:pPr>
+        <w:pStyle w:val="BodyText"/>
+        <w:spacing w:after="0" w:line="240" w:lineRule="auto"/>
+        <w:rPr>
+          <w:color w:val="228B22"/>
+        </w:rPr>
+      </w:pPr>
+    </w:p>
+    <w:tbl>
+      <w:tblPr>
+        <w:tblStyle w:val="TableGrid"/>
+        <w:tblW w:w="0" w:type="auto"/>
+        <w:tblLook w:val="04A0" w:firstRow="1" w:lastRow="0" w:firstColumn="1" w:lastColumn="0" w:noHBand="0" w:noVBand="1"/>
+      </w:tblPr>
+      <w:tblGrid>
+        <w:gridCol w:w="9350"/>
+      </w:tblGrid>
+      <w:tr>
+        <w:tc>
+          <w:tcPr>
+            <w:tcW w:w="9350" w:type="dxa"/>
+          </w:tcPr>
+          <w:p>
+            <w:pPr>
+              <w:rPr>
+                <w:rFonts w:asciiTheme="majorHAnsi" w:eastAsia="Ubuntu" w:hAnsiTheme="majorHAnsi" w:cstheme="majorHAnsi"/>
+                <w:color w:val="000000"/>
+              </w:rPr>
+            </w:pPr>
+            <w:r>
+              <w:rPr>
+                <w:rFonts w:asciiTheme="majorHAnsi" w:hAnsiTheme="majorHAnsi" w:cstheme="majorHAnsi"/>
+                <w:color w:val="auto"/>
+              </w:rPr>
+              <w:t>What evidence from your work supports your rating?</w:t>
+            </w:r>
+          </w:p>
+        </w:tc>
+      </w:tr>
+      <w:tr>
+        <w:tc>
+          <w:tcPr>
+            <w:tcW w:w="9350" w:type="dxa"/>
+          </w:tcPr>
+          <w:p>
+            <w:pPr>
+              <w:rPr>
+                <w:rFonts w:ascii="FreeMono" w:eastAsia="Ubuntu" w:hAnsi="FreeMono" w:cs="Ubuntu"/>
+                <w:color w:val="000000"/>
+              </w:rPr>
+            </w:pPr>
+          </w:p>
+          <w:p>
+            <w:pPr>
+              <w:rPr>
+                <w:rFonts w:ascii="FreeMono" w:eastAsia="Ubuntu" w:hAnsi="FreeMono" w:cs="Ubuntu"/>
+                <w:color w:val="000000"/>
+              </w:rPr>
+            </w:pPr>
+          </w:p>
+          <w:p>
+            <w:pPr>
+              <w:rPr>
+                <w:rFonts w:ascii="FreeMono" w:eastAsia="Ubuntu" w:hAnsi="FreeMono" w:cs="Ubuntu"/>
+                <w:color w:val="000000"/>
+              </w:rPr>
+            </w:pPr>
+          </w:p>
+          <w:p>
+            <w:pPr>
+              <w:rPr>
+                <w:rFonts w:ascii="FreeMono" w:eastAsia="Ubuntu" w:hAnsi="FreeMono" w:cs="Ubuntu"/>
+                <w:color w:val="000000"/>
+              </w:rPr>
+            </w:pPr>
+          </w:p>
+          <w:p>
+            <w:pPr>
+              <w:rPr>
+                <w:rFonts w:ascii="FreeMono" w:eastAsia="Ubuntu" w:hAnsi="FreeMono" w:cs="Ubuntu"/>
+                <w:color w:val="000000"/>
+              </w:rPr>
+            </w:pPr>
+          </w:p>
+          <w:p>
+            <w:pPr>
+              <w:rPr>
+                <w:rFonts w:ascii="FreeMono" w:eastAsia="Ubuntu" w:hAnsi="FreeMono" w:cs="Ubuntu"/>
+                <w:color w:val="000000"/>
+              </w:rPr>
+            </w:pPr>
+          </w:p>
+          <w:p>
+            <w:pPr>
+              <w:rPr>
+                <w:rFonts w:ascii="FreeMono" w:eastAsia="Ubuntu" w:hAnsi="FreeMono" w:cs="Ubuntu"/>
+                <w:color w:val="000000"/>
+              </w:rPr>
+            </w:pPr>
+          </w:p>
+          <w:p>
+            <w:pPr>
+              <w:rPr>
+                <w:rFonts w:ascii="FreeMono" w:eastAsia="Ubuntu" w:hAnsi="FreeMono" w:cs="Ubuntu"/>
+                <w:color w:val="000000"/>
+              </w:rPr>
+            </w:pPr>
+          </w:p>
+        </w:tc>
+      </w:tr>
+    </w:tbl>
     <w:p>
       <w:pPr>
         <w:rPr>
@@ -4197,7 +4179,7 @@
 </file>
 
 <file path=word/endnotes.xml><?xml version="1.0" encoding="utf-8"?>
-<w:endnotes xmlns:wpc="http://schemas.microsoft.com/office/word/2010/wordprocessingCanvas" xmlns:cx="http://schemas.microsoft.com/office/drawing/2014/chartex" xmlns:cx1="http://schemas.microsoft.com/office/drawing/2015/9/8/chartex" xmlns:cx2="http://schemas.microsoft.com/office/drawing/2015/10/21/chartex" xmlns:cx3="http://schemas.microsoft.com/office/drawing/2016/5/9/chartex" xmlns:cx4="http://schemas.microsoft.com/office/drawing/2016/5/10/chartex" xmlns:cx5="http://schemas.microsoft.com/office/drawing/2016/5/11/chartex" xmlns:cx6="http://schemas.microsoft.com/office/drawing/2016/5/12/chartex" xmlns:cx7="http://schemas.microsoft.com/office/drawing/2016/5/13/chartex" xmlns:cx8="http://schemas.microsoft.com/office/drawing/2016/5/14/chartex" xmlns:mc="http://schemas.openxmlformats.org/markup-compatibility/2006" xmlns:aink="http://schemas.microsoft.com/office/drawing/2016/ink" xmlns:am3d="http://schemas.microsoft.com/office/drawing/2017/model3d" xmlns:o="urn:schemas-microsoft-com:office:office" xmlns:oel="http://schemas.microsoft.com/office/2019/extlst" xmlns:r="http://schemas.openxmlformats.org/officeDocument/2006/relationships" xmlns:m="http://schemas.openxmlformats.org/officeDocument/2006/math" xmlns:v="urn:schemas-microsoft-com:vml" xmlns:wp14="http://schemas.microsoft.com/office/word/2010/wordprocessingDrawing" xmlns:wp="http://schemas.openxmlformats.org/drawingml/2006/wordprocessingDrawing" xmlns:w10="urn:schemas-microsoft-com:office:word" xmlns:w="http://schemas.openxmlformats.org/wordprocessingml/2006/main" xmlns:w14="http://schemas.microsoft.com/office/word/2010/wordml" xmlns:w15="http://schemas.microsoft.com/office/word/2012/wordml" xmlns:w16cex="http://schemas.microsoft.com/office/word/2018/wordml/cex" xmlns:w16cid="http://schemas.microsoft.com/office/word/2016/wordml/cid" xmlns:w16="http://schemas.microsoft.com/office/word/2018/wordml" xmlns:w16du="http://schemas.microsoft.com/office/word/2023/wordml/word16du" xmlns:w16sdtdh="http://schemas.microsoft.com/office/word/2020/wordml/sdtdatahash" xmlns:w16se="http://schemas.microsoft.com/office/word/2015/wordml/symex" xmlns:wpg="http://schemas.microsoft.com/office/word/2010/wordprocessingGroup" xmlns:wpi="http://schemas.microsoft.com/office/word/2010/wordprocessingInk" xmlns:wne="http://schemas.microsoft.com/office/word/2006/wordml" xmlns:wps="http://schemas.microsoft.com/office/word/2010/wordprocessingShape" mc:Ignorable="w14 w15 w16se w16cid w16 w16cex w16sdtdh w16du wp14">
+<w:endnotes xmlns:wpc="http://schemas.microsoft.com/office/word/2010/wordprocessingCanvas" xmlns:cx="http://schemas.microsoft.com/office/drawing/2014/chartex" xmlns:cx1="http://schemas.microsoft.com/office/drawing/2015/9/8/chartex" xmlns:cx2="http://schemas.microsoft.com/office/drawing/2015/10/21/chartex" xmlns:cx3="http://schemas.microsoft.com/office/drawing/2016/5/9/chartex" xmlns:cx4="http://schemas.microsoft.com/office/drawing/2016/5/10/chartex" xmlns:cx5="http://schemas.microsoft.com/office/drawing/2016/5/11/chartex" xmlns:cx6="http://schemas.microsoft.com/office/drawing/2016/5/12/chartex" xmlns:cx7="http://schemas.microsoft.com/office/drawing/2016/5/13/chartex" xmlns:cx8="http://schemas.microsoft.com/office/drawing/2016/5/14/chartex" xmlns:mc="http://schemas.openxmlformats.org/markup-compatibility/2006" xmlns:aink="http://schemas.microsoft.com/office/drawing/2016/ink" xmlns:am3d="http://schemas.microsoft.com/office/drawing/2017/model3d" xmlns:o="urn:schemas-microsoft-com:office:office" xmlns:r="http://schemas.openxmlformats.org/officeDocument/2006/relationships" xmlns:m="http://schemas.openxmlformats.org/officeDocument/2006/math" xmlns:v="urn:schemas-microsoft-com:vml" xmlns:wp14="http://schemas.microsoft.com/office/word/2010/wordprocessingDrawing" xmlns:wp="http://schemas.openxmlformats.org/drawingml/2006/wordprocessingDrawing" xmlns:w10="urn:schemas-microsoft-com:office:word" xmlns:w="http://schemas.openxmlformats.org/wordprocessingml/2006/main" xmlns:w14="http://schemas.microsoft.com/office/word/2010/wordml" xmlns:w15="http://schemas.microsoft.com/office/word/2012/wordml" xmlns:w16cex="http://schemas.microsoft.com/office/word/2018/wordml/cex" xmlns:w16cid="http://schemas.microsoft.com/office/word/2016/wordml/cid" xmlns:w16="http://schemas.microsoft.com/office/word/2018/wordml" xmlns:w16se="http://schemas.microsoft.com/office/word/2015/wordml/symex" xmlns:wpg="http://schemas.microsoft.com/office/word/2010/wordprocessingGroup" xmlns:wpi="http://schemas.microsoft.com/office/word/2010/wordprocessingInk" xmlns:wne="http://schemas.microsoft.com/office/word/2006/wordml" xmlns:wps="http://schemas.microsoft.com/office/word/2010/wordprocessingShape" mc:Ignorable="w14 w15 w16se w16cid w16 w16cex wp14">
   <w:endnote w:type="separator" w:id="-1">
     <w:p>
       <w:pPr>
@@ -4222,7 +4204,7 @@
 </file>
 
 <file path=word/footnotes.xml><?xml version="1.0" encoding="utf-8"?>
-<w:footnotes xmlns:wpc="http://schemas.microsoft.com/office/word/2010/wordprocessingCanvas" xmlns:cx="http://schemas.microsoft.com/office/drawing/2014/chartex" xmlns:cx1="http://schemas.microsoft.com/office/drawing/2015/9/8/chartex" xmlns:cx2="http://schemas.microsoft.com/office/drawing/2015/10/21/chartex" xmlns:cx3="http://schemas.microsoft.com/office/drawing/2016/5/9/chartex" xmlns:cx4="http://schemas.microsoft.com/office/drawing/2016/5/10/chartex" xmlns:cx5="http://schemas.microsoft.com/office/drawing/2016/5/11/chartex" xmlns:cx6="http://schemas.microsoft.com/office/drawing/2016/5/12/chartex" xmlns:cx7="http://schemas.microsoft.com/office/drawing/2016/5/13/chartex" xmlns:cx8="http://schemas.microsoft.com/office/drawing/2016/5/14/chartex" xmlns:mc="http://schemas.openxmlformats.org/markup-compatibility/2006" xmlns:aink="http://schemas.microsoft.com/office/drawing/2016/ink" xmlns:am3d="http://schemas.microsoft.com/office/drawing/2017/model3d" xmlns:o="urn:schemas-microsoft-com:office:office" xmlns:oel="http://schemas.microsoft.com/office/2019/extlst" xmlns:r="http://schemas.openxmlformats.org/officeDocument/2006/relationships" xmlns:m="http://schemas.openxmlformats.org/officeDocument/2006/math" xmlns:v="urn:schemas-microsoft-com:vml" xmlns:wp14="http://schemas.microsoft.com/office/word/2010/wordprocessingDrawing" xmlns:wp="http://schemas.openxmlformats.org/drawingml/2006/wordprocessingDrawing" xmlns:w10="urn:schemas-microsoft-com:office:word" xmlns:w="http://schemas.openxmlformats.org/wordprocessingml/2006/main" xmlns:w14="http://schemas.microsoft.com/office/word/2010/wordml" xmlns:w15="http://schemas.microsoft.com/office/word/2012/wordml" xmlns:w16cex="http://schemas.microsoft.com/office/word/2018/wordml/cex" xmlns:w16cid="http://schemas.microsoft.com/office/word/2016/wordml/cid" xmlns:w16="http://schemas.microsoft.com/office/word/2018/wordml" xmlns:w16du="http://schemas.microsoft.com/office/word/2023/wordml/word16du" xmlns:w16sdtdh="http://schemas.microsoft.com/office/word/2020/wordml/sdtdatahash" xmlns:w16se="http://schemas.microsoft.com/office/word/2015/wordml/symex" xmlns:wpg="http://schemas.microsoft.com/office/word/2010/wordprocessingGroup" xmlns:wpi="http://schemas.microsoft.com/office/word/2010/wordprocessingInk" xmlns:wne="http://schemas.microsoft.com/office/word/2006/wordml" xmlns:wps="http://schemas.microsoft.com/office/word/2010/wordprocessingShape" mc:Ignorable="w14 w15 w16se w16cid w16 w16cex w16sdtdh w16du wp14">
+<w:footnotes xmlns:wpc="http://schemas.microsoft.com/office/word/2010/wordprocessingCanvas" xmlns:cx="http://schemas.microsoft.com/office/drawing/2014/chartex" xmlns:cx1="http://schemas.microsoft.com/office/drawing/2015/9/8/chartex" xmlns:cx2="http://schemas.microsoft.com/office/drawing/2015/10/21/chartex" xmlns:cx3="http://schemas.microsoft.com/office/drawing/2016/5/9/chartex" xmlns:cx4="http://schemas.microsoft.com/office/drawing/2016/5/10/chartex" xmlns:cx5="http://schemas.microsoft.com/office/drawing/2016/5/11/chartex" xmlns:cx6="http://schemas.microsoft.com/office/drawing/2016/5/12/chartex" xmlns:cx7="http://schemas.microsoft.com/office/drawing/2016/5/13/chartex" xmlns:cx8="http://schemas.microsoft.com/office/drawing/2016/5/14/chartex" xmlns:mc="http://schemas.openxmlformats.org/markup-compatibility/2006" xmlns:aink="http://schemas.microsoft.com/office/drawing/2016/ink" xmlns:am3d="http://schemas.microsoft.com/office/drawing/2017/model3d" xmlns:o="urn:schemas-microsoft-com:office:office" xmlns:r="http://schemas.openxmlformats.org/officeDocument/2006/relationships" xmlns:m="http://schemas.openxmlformats.org/officeDocument/2006/math" xmlns:v="urn:schemas-microsoft-com:vml" xmlns:wp14="http://schemas.microsoft.com/office/word/2010/wordprocessingDrawing" xmlns:wp="http://schemas.openxmlformats.org/drawingml/2006/wordprocessingDrawing" xmlns:w10="urn:schemas-microsoft-com:office:word" xmlns:w="http://schemas.openxmlformats.org/wordprocessingml/2006/main" xmlns:w14="http://schemas.microsoft.com/office/word/2010/wordml" xmlns:w15="http://schemas.microsoft.com/office/word/2012/wordml" xmlns:w16cex="http://schemas.microsoft.com/office/word/2018/wordml/cex" xmlns:w16cid="http://schemas.microsoft.com/office/word/2016/wordml/cid" xmlns:w16="http://schemas.microsoft.com/office/word/2018/wordml" xmlns:w16se="http://schemas.microsoft.com/office/word/2015/wordml/symex" xmlns:wpg="http://schemas.microsoft.com/office/word/2010/wordprocessingGroup" xmlns:wpi="http://schemas.microsoft.com/office/word/2010/wordprocessingInk" xmlns:wne="http://schemas.microsoft.com/office/word/2006/wordml" xmlns:wps="http://schemas.microsoft.com/office/word/2010/wordprocessingShape" mc:Ignorable="w14 w15 w16se w16cid w16 w16cex wp14">
   <w:footnote w:type="separator" w:id="-1">
     <w:p>
       <w:pPr>
@@ -4247,7 +4229,7 @@
 </file>
 
 <file path=word/header1.xml><?xml version="1.0" encoding="utf-8"?>
-<w:hdr xmlns:wpc="http://schemas.microsoft.com/office/word/2010/wordprocessingCanvas" xmlns:cx="http://schemas.microsoft.com/office/drawing/2014/chartex" xmlns:cx1="http://schemas.microsoft.com/office/drawing/2015/9/8/chartex" xmlns:cx2="http://schemas.microsoft.com/office/drawing/2015/10/21/chartex" xmlns:cx3="http://schemas.microsoft.com/office/drawing/2016/5/9/chartex" xmlns:cx4="http://schemas.microsoft.com/office/drawing/2016/5/10/chartex" xmlns:cx5="http://schemas.microsoft.com/office/drawing/2016/5/11/chartex" xmlns:cx6="http://schemas.microsoft.com/office/drawing/2016/5/12/chartex" xmlns:cx7="http://schemas.microsoft.com/office/drawing/2016/5/13/chartex" xmlns:cx8="http://schemas.microsoft.com/office/drawing/2016/5/14/chartex" xmlns:mc="http://schemas.openxmlformats.org/markup-compatibility/2006" xmlns:aink="http://schemas.microsoft.com/office/drawing/2016/ink" xmlns:am3d="http://schemas.microsoft.com/office/drawing/2017/model3d" xmlns:o="urn:schemas-microsoft-com:office:office" xmlns:oel="http://schemas.microsoft.com/office/2019/extlst" xmlns:r="http://schemas.openxmlformats.org/officeDocument/2006/relationships" xmlns:m="http://schemas.openxmlformats.org/officeDocument/2006/math" xmlns:v="urn:schemas-microsoft-com:vml" xmlns:wp14="http://schemas.microsoft.com/office/word/2010/wordprocessingDrawing" xmlns:wp="http://schemas.openxmlformats.org/drawingml/2006/wordprocessingDrawing" xmlns:w10="urn:schemas-microsoft-com:office:word" xmlns:w="http://schemas.openxmlformats.org/wordprocessingml/2006/main" xmlns:w14="http://schemas.microsoft.com/office/word/2010/wordml" xmlns:w15="http://schemas.microsoft.com/office/word/2012/wordml" xmlns:w16cex="http://schemas.microsoft.com/office/word/2018/wordml/cex" xmlns:w16cid="http://schemas.microsoft.com/office/word/2016/wordml/cid" xmlns:w16="http://schemas.microsoft.com/office/word/2018/wordml" xmlns:w16du="http://schemas.microsoft.com/office/word/2023/wordml/word16du" xmlns:w16sdtdh="http://schemas.microsoft.com/office/word/2020/wordml/sdtdatahash" xmlns:w16se="http://schemas.microsoft.com/office/word/2015/wordml/symex" xmlns:wpg="http://schemas.microsoft.com/office/word/2010/wordprocessingGroup" xmlns:wpi="http://schemas.microsoft.com/office/word/2010/wordprocessingInk" xmlns:wne="http://schemas.microsoft.com/office/word/2006/wordml" xmlns:wps="http://schemas.microsoft.com/office/word/2010/wordprocessingShape" mc:Ignorable="w14 w15 w16se w16cid w16 w16cex w16sdtdh w16du wp14">
+<w:hdr xmlns:wpc="http://schemas.microsoft.com/office/word/2010/wordprocessingCanvas" xmlns:cx="http://schemas.microsoft.com/office/drawing/2014/chartex" xmlns:cx1="http://schemas.microsoft.com/office/drawing/2015/9/8/chartex" xmlns:cx2="http://schemas.microsoft.com/office/drawing/2015/10/21/chartex" xmlns:cx3="http://schemas.microsoft.com/office/drawing/2016/5/9/chartex" xmlns:cx4="http://schemas.microsoft.com/office/drawing/2016/5/10/chartex" xmlns:cx5="http://schemas.microsoft.com/office/drawing/2016/5/11/chartex" xmlns:cx6="http://schemas.microsoft.com/office/drawing/2016/5/12/chartex" xmlns:cx7="http://schemas.microsoft.com/office/drawing/2016/5/13/chartex" xmlns:cx8="http://schemas.microsoft.com/office/drawing/2016/5/14/chartex" xmlns:mc="http://schemas.openxmlformats.org/markup-compatibility/2006" xmlns:aink="http://schemas.microsoft.com/office/drawing/2016/ink" xmlns:am3d="http://schemas.microsoft.com/office/drawing/2017/model3d" xmlns:o="urn:schemas-microsoft-com:office:office" xmlns:r="http://schemas.openxmlformats.org/officeDocument/2006/relationships" xmlns:m="http://schemas.openxmlformats.org/officeDocument/2006/math" xmlns:v="urn:schemas-microsoft-com:vml" xmlns:wp14="http://schemas.microsoft.com/office/word/2010/wordprocessingDrawing" xmlns:wp="http://schemas.openxmlformats.org/drawingml/2006/wordprocessingDrawing" xmlns:w10="urn:schemas-microsoft-com:office:word" xmlns:w="http://schemas.openxmlformats.org/wordprocessingml/2006/main" xmlns:w14="http://schemas.microsoft.com/office/word/2010/wordml" xmlns:w15="http://schemas.microsoft.com/office/word/2012/wordml" xmlns:w16cex="http://schemas.microsoft.com/office/word/2018/wordml/cex" xmlns:w16cid="http://schemas.microsoft.com/office/word/2016/wordml/cid" xmlns:w16="http://schemas.microsoft.com/office/word/2018/wordml" xmlns:w16se="http://schemas.microsoft.com/office/word/2015/wordml/symex" xmlns:wpg="http://schemas.microsoft.com/office/word/2010/wordprocessingGroup" xmlns:wpi="http://schemas.microsoft.com/office/word/2010/wordprocessingInk" xmlns:wne="http://schemas.microsoft.com/office/word/2006/wordml" xmlns:wps="http://schemas.microsoft.com/office/word/2010/wordprocessingShape" mc:Ignorable="w14 w15 w16se w16cid w16 w16cex wp14">
   <w:p>
     <w:pPr>
       <w:pStyle w:val="Header"/>
@@ -4275,7 +4257,7 @@
 </file>
 
 <file path=word/header2.xml><?xml version="1.0" encoding="utf-8"?>
-<w:hdr xmlns:wpc="http://schemas.microsoft.com/office/word/2010/wordprocessingCanvas" xmlns:cx="http://schemas.microsoft.com/office/drawing/2014/chartex" xmlns:cx1="http://schemas.microsoft.com/office/drawing/2015/9/8/chartex" xmlns:cx2="http://schemas.microsoft.com/office/drawing/2015/10/21/chartex" xmlns:cx3="http://schemas.microsoft.com/office/drawing/2016/5/9/chartex" xmlns:cx4="http://schemas.microsoft.com/office/drawing/2016/5/10/chartex" xmlns:cx5="http://schemas.microsoft.com/office/drawing/2016/5/11/chartex" xmlns:cx6="http://schemas.microsoft.com/office/drawing/2016/5/12/chartex" xmlns:cx7="http://schemas.microsoft.com/office/drawing/2016/5/13/chartex" xmlns:cx8="http://schemas.microsoft.com/office/drawing/2016/5/14/chartex" xmlns:mc="http://schemas.openxmlformats.org/markup-compatibility/2006" xmlns:aink="http://schemas.microsoft.com/office/drawing/2016/ink" xmlns:am3d="http://schemas.microsoft.com/office/drawing/2017/model3d" xmlns:o="urn:schemas-microsoft-com:office:office" xmlns:oel="http://schemas.microsoft.com/office/2019/extlst" xmlns:r="http://schemas.openxmlformats.org/officeDocument/2006/relationships" xmlns:m="http://schemas.openxmlformats.org/officeDocument/2006/math" xmlns:v="urn:schemas-microsoft-com:vml" xmlns:wp14="http://schemas.microsoft.com/office/word/2010/wordprocessingDrawing" xmlns:wp="http://schemas.openxmlformats.org/drawingml/2006/wordprocessingDrawing" xmlns:w10="urn:schemas-microsoft-com:office:word" xmlns:w="http://schemas.openxmlformats.org/wordprocessingml/2006/main" xmlns:w14="http://schemas.microsoft.com/office/word/2010/wordml" xmlns:w15="http://schemas.microsoft.com/office/word/2012/wordml" xmlns:w16cex="http://schemas.microsoft.com/office/word/2018/wordml/cex" xmlns:w16cid="http://schemas.microsoft.com/office/word/2016/wordml/cid" xmlns:w16="http://schemas.microsoft.com/office/word/2018/wordml" xmlns:w16du="http://schemas.microsoft.com/office/word/2023/wordml/word16du" xmlns:w16sdtdh="http://schemas.microsoft.com/office/word/2020/wordml/sdtdatahash" xmlns:w16se="http://schemas.microsoft.com/office/word/2015/wordml/symex" xmlns:wpg="http://schemas.microsoft.com/office/word/2010/wordprocessingGroup" xmlns:wpi="http://schemas.microsoft.com/office/word/2010/wordprocessingInk" xmlns:wne="http://schemas.microsoft.com/office/word/2006/wordml" xmlns:wps="http://schemas.microsoft.com/office/word/2010/wordprocessingShape" mc:Ignorable="w14 w15 w16se w16cid w16 w16cex w16sdtdh w16du wp14">
+<w:hdr xmlns:wpc="http://schemas.microsoft.com/office/word/2010/wordprocessingCanvas" xmlns:cx="http://schemas.microsoft.com/office/drawing/2014/chartex" xmlns:cx1="http://schemas.microsoft.com/office/drawing/2015/9/8/chartex" xmlns:cx2="http://schemas.microsoft.com/office/drawing/2015/10/21/chartex" xmlns:cx3="http://schemas.microsoft.com/office/drawing/2016/5/9/chartex" xmlns:cx4="http://schemas.microsoft.com/office/drawing/2016/5/10/chartex" xmlns:cx5="http://schemas.microsoft.com/office/drawing/2016/5/11/chartex" xmlns:cx6="http://schemas.microsoft.com/office/drawing/2016/5/12/chartex" xmlns:cx7="http://schemas.microsoft.com/office/drawing/2016/5/13/chartex" xmlns:cx8="http://schemas.microsoft.com/office/drawing/2016/5/14/chartex" xmlns:mc="http://schemas.openxmlformats.org/markup-compatibility/2006" xmlns:aink="http://schemas.microsoft.com/office/drawing/2016/ink" xmlns:am3d="http://schemas.microsoft.com/office/drawing/2017/model3d" xmlns:o="urn:schemas-microsoft-com:office:office" xmlns:r="http://schemas.openxmlformats.org/officeDocument/2006/relationships" xmlns:m="http://schemas.openxmlformats.org/officeDocument/2006/math" xmlns:v="urn:schemas-microsoft-com:vml" xmlns:wp14="http://schemas.microsoft.com/office/word/2010/wordprocessingDrawing" xmlns:wp="http://schemas.openxmlformats.org/drawingml/2006/wordprocessingDrawing" xmlns:w10="urn:schemas-microsoft-com:office:word" xmlns:w="http://schemas.openxmlformats.org/wordprocessingml/2006/main" xmlns:w14="http://schemas.microsoft.com/office/word/2010/wordml" xmlns:w15="http://schemas.microsoft.com/office/word/2012/wordml" xmlns:w16cex="http://schemas.microsoft.com/office/word/2018/wordml/cex" xmlns:w16cid="http://schemas.microsoft.com/office/word/2016/wordml/cid" xmlns:w16="http://schemas.microsoft.com/office/word/2018/wordml" xmlns:w16se="http://schemas.microsoft.com/office/word/2015/wordml/symex" xmlns:wpg="http://schemas.microsoft.com/office/word/2010/wordprocessingGroup" xmlns:wpi="http://schemas.microsoft.com/office/word/2010/wordprocessingInk" xmlns:wne="http://schemas.microsoft.com/office/word/2006/wordml" xmlns:wps="http://schemas.microsoft.com/office/word/2010/wordprocessingShape" mc:Ignorable="w14 w15 w16se w16cid w16 w16cex wp14">
   <w:p>
     <w:pPr>
       <w:pStyle w:val="Header"/>
@@ -4324,7 +4306,7 @@
 </file>
 
 <file path=word/numbering.xml><?xml version="1.0" encoding="utf-8"?>
-<w:numbering xmlns:wpc="http://schemas.microsoft.com/office/word/2010/wordprocessingCanvas" xmlns:cx="http://schemas.microsoft.com/office/drawing/2014/chartex" xmlns:cx1="http://schemas.microsoft.com/office/drawing/2015/9/8/chartex" xmlns:cx2="http://schemas.microsoft.com/office/drawing/2015/10/21/chartex" xmlns:cx3="http://schemas.microsoft.com/office/drawing/2016/5/9/chartex" xmlns:cx4="http://schemas.microsoft.com/office/drawing/2016/5/10/chartex" xmlns:cx5="http://schemas.microsoft.com/office/drawing/2016/5/11/chartex" xmlns:cx6="http://schemas.microsoft.com/office/drawing/2016/5/12/chartex" xmlns:cx7="http://schemas.microsoft.com/office/drawing/2016/5/13/chartex" xmlns:cx8="http://schemas.microsoft.com/office/drawing/2016/5/14/chartex" xmlns:mc="http://schemas.openxmlformats.org/markup-compatibility/2006" xmlns:aink="http://schemas.microsoft.com/office/drawing/2016/ink" xmlns:am3d="http://schemas.microsoft.com/office/drawing/2017/model3d" xmlns:o="urn:schemas-microsoft-com:office:office" xmlns:oel="http://schemas.microsoft.com/office/2019/extlst" xmlns:r="http://schemas.openxmlformats.org/officeDocument/2006/relationships" xmlns:m="http://schemas.openxmlformats.org/officeDocument/2006/math" xmlns:v="urn:schemas-microsoft-com:vml" xmlns:wp14="http://schemas.microsoft.com/office/word/2010/wordprocessingDrawing" xmlns:wp="http://schemas.openxmlformats.org/drawingml/2006/wordprocessingDrawing" xmlns:w10="urn:schemas-microsoft-com:office:word" xmlns:w="http://schemas.openxmlformats.org/wordprocessingml/2006/main" xmlns:w14="http://schemas.microsoft.com/office/word/2010/wordml" xmlns:w15="http://schemas.microsoft.com/office/word/2012/wordml" xmlns:w16cex="http://schemas.microsoft.com/office/word/2018/wordml/cex" xmlns:w16cid="http://schemas.microsoft.com/office/word/2016/wordml/cid" xmlns:w16="http://schemas.microsoft.com/office/word/2018/wordml" xmlns:w16du="http://schemas.microsoft.com/office/word/2023/wordml/word16du" xmlns:w16sdtdh="http://schemas.microsoft.com/office/word/2020/wordml/sdtdatahash" xmlns:w16se="http://schemas.microsoft.com/office/word/2015/wordml/symex" xmlns:wpg="http://schemas.microsoft.com/office/word/2010/wordprocessingGroup" xmlns:wpi="http://schemas.microsoft.com/office/word/2010/wordprocessingInk" xmlns:wne="http://schemas.microsoft.com/office/word/2006/wordml" xmlns:wps="http://schemas.microsoft.com/office/word/2010/wordprocessingShape" mc:Ignorable="w14 w15 w16se w16cid w16 w16cex w16sdtdh w16du wp14">
+<w:numbering xmlns:wpc="http://schemas.microsoft.com/office/word/2010/wordprocessingCanvas" xmlns:cx="http://schemas.microsoft.com/office/drawing/2014/chartex" xmlns:cx1="http://schemas.microsoft.com/office/drawing/2015/9/8/chartex" xmlns:cx2="http://schemas.microsoft.com/office/drawing/2015/10/21/chartex" xmlns:cx3="http://schemas.microsoft.com/office/drawing/2016/5/9/chartex" xmlns:cx4="http://schemas.microsoft.com/office/drawing/2016/5/10/chartex" xmlns:cx5="http://schemas.microsoft.com/office/drawing/2016/5/11/chartex" xmlns:cx6="http://schemas.microsoft.com/office/drawing/2016/5/12/chartex" xmlns:cx7="http://schemas.microsoft.com/office/drawing/2016/5/13/chartex" xmlns:cx8="http://schemas.microsoft.com/office/drawing/2016/5/14/chartex" xmlns:mc="http://schemas.openxmlformats.org/markup-compatibility/2006" xmlns:aink="http://schemas.microsoft.com/office/drawing/2016/ink" xmlns:am3d="http://schemas.microsoft.com/office/drawing/2017/model3d" xmlns:o="urn:schemas-microsoft-com:office:office" xmlns:r="http://schemas.openxmlformats.org/officeDocument/2006/relationships" xmlns:m="http://schemas.openxmlformats.org/officeDocument/2006/math" xmlns:v="urn:schemas-microsoft-com:vml" xmlns:wp14="http://schemas.microsoft.com/office/word/2010/wordprocessingDrawing" xmlns:wp="http://schemas.openxmlformats.org/drawingml/2006/wordprocessingDrawing" xmlns:w10="urn:schemas-microsoft-com:office:word" xmlns:w="http://schemas.openxmlformats.org/wordprocessingml/2006/main" xmlns:w14="http://schemas.microsoft.com/office/word/2010/wordml" xmlns:w15="http://schemas.microsoft.com/office/word/2012/wordml" xmlns:w16cex="http://schemas.microsoft.com/office/word/2018/wordml/cex" xmlns:w16cid="http://schemas.microsoft.com/office/word/2016/wordml/cid" xmlns:w16="http://schemas.microsoft.com/office/word/2018/wordml" xmlns:w16se="http://schemas.microsoft.com/office/word/2015/wordml/symex" xmlns:wpg="http://schemas.microsoft.com/office/word/2010/wordprocessingGroup" xmlns:wpi="http://schemas.microsoft.com/office/word/2010/wordprocessingInk" xmlns:wne="http://schemas.microsoft.com/office/word/2006/wordml" xmlns:wps="http://schemas.microsoft.com/office/word/2010/wordprocessingShape" mc:Ignorable="w14 w15 w16se w16cid w16 w16cex wp14">
   <w:abstractNum w:abstractNumId="0" w15:restartNumberingAfterBreak="0">
     <w:nsid w:val="111A5493"/>
     <w:multiLevelType w:val="multilevel"/>
@@ -4335,7 +4317,7 @@
       <w:lvlText w:val=""/>
       <w:lvlJc w:val="left"/>
       <w:pPr>
-        <w:ind w:left="720" w:hanging="360"/>
+        <w:ind w:left="450" w:hanging="360"/>
       </w:pPr>
       <w:rPr>
         <w:rFonts w:ascii="Wingdings" w:hAnsi="Wingdings" w:cs="Wingdings" w:hint="default"/>
@@ -4589,6 +4571,119 @@
     </w:lvl>
   </w:abstractNum>
   <w:abstractNum w:abstractNumId="2" w15:restartNumberingAfterBreak="0">
+    <w:nsid w:val="3C0F4A8D"/>
+    <w:multiLevelType w:val="hybridMultilevel"/>
+    <w:tmpl w:val="BB649DFC"/>
+    <w:lvl w:ilvl="0" w:tplc="5AC00F58">
+      <w:start w:val="1"/>
+      <w:numFmt w:val="bullet"/>
+      <w:lvlText w:val=""/>
+      <w:lvlJc w:val="left"/>
+      <w:pPr>
+        <w:ind w:left="720" w:hanging="360"/>
+      </w:pPr>
+      <w:rPr>
+        <w:rFonts w:ascii="Wingdings" w:hAnsi="Wingdings" w:hint="default"/>
+      </w:rPr>
+    </w:lvl>
+    <w:lvl w:ilvl="1" w:tplc="04090003" w:tentative="1">
+      <w:start w:val="1"/>
+      <w:numFmt w:val="bullet"/>
+      <w:lvlText w:val="o"/>
+      <w:lvlJc w:val="left"/>
+      <w:pPr>
+        <w:ind w:left="1440" w:hanging="360"/>
+      </w:pPr>
+      <w:rPr>
+        <w:rFonts w:ascii="Courier New" w:hAnsi="Courier New" w:cs="Courier New" w:hint="default"/>
+      </w:rPr>
+    </w:lvl>
+    <w:lvl w:ilvl="2" w:tplc="04090005" w:tentative="1">
+      <w:start w:val="1"/>
+      <w:numFmt w:val="bullet"/>
+      <w:lvlText w:val=""/>
+      <w:lvlJc w:val="left"/>
+      <w:pPr>
+        <w:ind w:left="2160" w:hanging="360"/>
+      </w:pPr>
+      <w:rPr>
+        <w:rFonts w:ascii="Wingdings" w:hAnsi="Wingdings" w:hint="default"/>
+      </w:rPr>
+    </w:lvl>
+    <w:lvl w:ilvl="3" w:tplc="04090001" w:tentative="1">
+      <w:start w:val="1"/>
+      <w:numFmt w:val="bullet"/>
+      <w:lvlText w:val=""/>
+      <w:lvlJc w:val="left"/>
+      <w:pPr>
+        <w:ind w:left="2880" w:hanging="360"/>
+      </w:pPr>
+      <w:rPr>
+        <w:rFonts w:ascii="Symbol" w:hAnsi="Symbol" w:hint="default"/>
+      </w:rPr>
+    </w:lvl>
+    <w:lvl w:ilvl="4" w:tplc="04090003" w:tentative="1">
+      <w:start w:val="1"/>
+      <w:numFmt w:val="bullet"/>
+      <w:lvlText w:val="o"/>
+      <w:lvlJc w:val="left"/>
+      <w:pPr>
+        <w:ind w:left="3600" w:hanging="360"/>
+      </w:pPr>
+      <w:rPr>
+        <w:rFonts w:ascii="Courier New" w:hAnsi="Courier New" w:cs="Courier New" w:hint="default"/>
+      </w:rPr>
+    </w:lvl>
+    <w:lvl w:ilvl="5" w:tplc="04090005" w:tentative="1">
+      <w:start w:val="1"/>
+      <w:numFmt w:val="bullet"/>
+      <w:lvlText w:val=""/>
+      <w:lvlJc w:val="left"/>
+      <w:pPr>
+        <w:ind w:left="4320" w:hanging="360"/>
+      </w:pPr>
+      <w:rPr>
+        <w:rFonts w:ascii="Wingdings" w:hAnsi="Wingdings" w:hint="default"/>
+      </w:rPr>
+    </w:lvl>
+    <w:lvl w:ilvl="6" w:tplc="04090001" w:tentative="1">
+      <w:start w:val="1"/>
+      <w:numFmt w:val="bullet"/>
+      <w:lvlText w:val=""/>
+      <w:lvlJc w:val="left"/>
+      <w:pPr>
+        <w:ind w:left="5040" w:hanging="360"/>
+      </w:pPr>
+      <w:rPr>
+        <w:rFonts w:ascii="Symbol" w:hAnsi="Symbol" w:hint="default"/>
+      </w:rPr>
+    </w:lvl>
+    <w:lvl w:ilvl="7" w:tplc="04090003" w:tentative="1">
+      <w:start w:val="1"/>
+      <w:numFmt w:val="bullet"/>
+      <w:lvlText w:val="o"/>
+      <w:lvlJc w:val="left"/>
+      <w:pPr>
+        <w:ind w:left="5760" w:hanging="360"/>
+      </w:pPr>
+      <w:rPr>
+        <w:rFonts w:ascii="Courier New" w:hAnsi="Courier New" w:cs="Courier New" w:hint="default"/>
+      </w:rPr>
+    </w:lvl>
+    <w:lvl w:ilvl="8" w:tplc="04090005" w:tentative="1">
+      <w:start w:val="1"/>
+      <w:numFmt w:val="bullet"/>
+      <w:lvlText w:val=""/>
+      <w:lvlJc w:val="left"/>
+      <w:pPr>
+        <w:ind w:left="6480" w:hanging="360"/>
+      </w:pPr>
+      <w:rPr>
+        <w:rFonts w:ascii="Wingdings" w:hAnsi="Wingdings" w:hint="default"/>
+      </w:rPr>
+    </w:lvl>
+  </w:abstractNum>
+  <w:abstractNum w:abstractNumId="3" w15:restartNumberingAfterBreak="0">
     <w:nsid w:val="3E667FB5"/>
     <w:multiLevelType w:val="multilevel"/>
     <w:tmpl w:val="32DED89A"/>
@@ -4739,7 +4834,7 @@
       </w:rPr>
     </w:lvl>
   </w:abstractNum>
-  <w:abstractNum w:abstractNumId="3" w15:restartNumberingAfterBreak="0">
+  <w:abstractNum w:abstractNumId="4" w15:restartNumberingAfterBreak="0">
     <w:nsid w:val="4DEF192D"/>
     <w:multiLevelType w:val="multilevel"/>
     <w:tmpl w:val="024A1D78"/>
@@ -4834,7 +4929,235 @@
       </w:pPr>
     </w:lvl>
   </w:abstractNum>
-  <w:abstractNum w:abstractNumId="4" w15:restartNumberingAfterBreak="0">
+  <w:abstractNum w:abstractNumId="5" w15:restartNumberingAfterBreak="0">
+    <w:nsid w:val="5E367EBA"/>
+    <w:multiLevelType w:val="hybridMultilevel"/>
+    <w:tmpl w:val="5B4CDB22"/>
+    <w:lvl w:ilvl="0" w:tplc="20E8E8C0">
+      <w:start w:val="1"/>
+      <w:numFmt w:val="bullet"/>
+      <w:lvlText w:val=""/>
+      <w:lvlJc w:val="left"/>
+      <w:pPr>
+        <w:ind w:left="720" w:hanging="360"/>
+      </w:pPr>
+      <w:rPr>
+        <w:rFonts w:ascii="Wingdings" w:hAnsi="Wingdings" w:hint="default"/>
+        <w:sz w:val="24"/>
+        <w:szCs w:val="24"/>
+      </w:rPr>
+    </w:lvl>
+    <w:lvl w:ilvl="1" w:tplc="04090003" w:tentative="1">
+      <w:start w:val="1"/>
+      <w:numFmt w:val="bullet"/>
+      <w:lvlText w:val="o"/>
+      <w:lvlJc w:val="left"/>
+      <w:pPr>
+        <w:ind w:left="1440" w:hanging="360"/>
+      </w:pPr>
+      <w:rPr>
+        <w:rFonts w:ascii="Courier New" w:hAnsi="Courier New" w:cs="Courier New" w:hint="default"/>
+      </w:rPr>
+    </w:lvl>
+    <w:lvl w:ilvl="2" w:tplc="04090005" w:tentative="1">
+      <w:start w:val="1"/>
+      <w:numFmt w:val="bullet"/>
+      <w:lvlText w:val=""/>
+      <w:lvlJc w:val="left"/>
+      <w:pPr>
+        <w:ind w:left="2160" w:hanging="360"/>
+      </w:pPr>
+      <w:rPr>
+        <w:rFonts w:ascii="Wingdings" w:hAnsi="Wingdings" w:hint="default"/>
+      </w:rPr>
+    </w:lvl>
+    <w:lvl w:ilvl="3" w:tplc="04090001" w:tentative="1">
+      <w:start w:val="1"/>
+      <w:numFmt w:val="bullet"/>
+      <w:lvlText w:val=""/>
+      <w:lvlJc w:val="left"/>
+      <w:pPr>
+        <w:ind w:left="2880" w:hanging="360"/>
+      </w:pPr>
+      <w:rPr>
+        <w:rFonts w:ascii="Symbol" w:hAnsi="Symbol" w:hint="default"/>
+      </w:rPr>
+    </w:lvl>
+    <w:lvl w:ilvl="4" w:tplc="04090003" w:tentative="1">
+      <w:start w:val="1"/>
+      <w:numFmt w:val="bullet"/>
+      <w:lvlText w:val="o"/>
+      <w:lvlJc w:val="left"/>
+      <w:pPr>
+        <w:ind w:left="3600" w:hanging="360"/>
+      </w:pPr>
+      <w:rPr>
+        <w:rFonts w:ascii="Courier New" w:hAnsi="Courier New" w:cs="Courier New" w:hint="default"/>
+      </w:rPr>
+    </w:lvl>
+    <w:lvl w:ilvl="5" w:tplc="04090005" w:tentative="1">
+      <w:start w:val="1"/>
+      <w:numFmt w:val="bullet"/>
+      <w:lvlText w:val=""/>
+      <w:lvlJc w:val="left"/>
+      <w:pPr>
+        <w:ind w:left="4320" w:hanging="360"/>
+      </w:pPr>
+      <w:rPr>
+        <w:rFonts w:ascii="Wingdings" w:hAnsi="Wingdings" w:hint="default"/>
+      </w:rPr>
+    </w:lvl>
+    <w:lvl w:ilvl="6" w:tplc="04090001" w:tentative="1">
+      <w:start w:val="1"/>
+      <w:numFmt w:val="bullet"/>
+      <w:lvlText w:val=""/>
+      <w:lvlJc w:val="left"/>
+      <w:pPr>
+        <w:ind w:left="5040" w:hanging="360"/>
+      </w:pPr>
+      <w:rPr>
+        <w:rFonts w:ascii="Symbol" w:hAnsi="Symbol" w:hint="default"/>
+      </w:rPr>
+    </w:lvl>
+    <w:lvl w:ilvl="7" w:tplc="04090003" w:tentative="1">
+      <w:start w:val="1"/>
+      <w:numFmt w:val="bullet"/>
+      <w:lvlText w:val="o"/>
+      <w:lvlJc w:val="left"/>
+      <w:pPr>
+        <w:ind w:left="5760" w:hanging="360"/>
+      </w:pPr>
+      <w:rPr>
+        <w:rFonts w:ascii="Courier New" w:hAnsi="Courier New" w:cs="Courier New" w:hint="default"/>
+      </w:rPr>
+    </w:lvl>
+    <w:lvl w:ilvl="8" w:tplc="04090005" w:tentative="1">
+      <w:start w:val="1"/>
+      <w:numFmt w:val="bullet"/>
+      <w:lvlText w:val=""/>
+      <w:lvlJc w:val="left"/>
+      <w:pPr>
+        <w:ind w:left="6480" w:hanging="360"/>
+      </w:pPr>
+      <w:rPr>
+        <w:rFonts w:ascii="Wingdings" w:hAnsi="Wingdings" w:hint="default"/>
+      </w:rPr>
+    </w:lvl>
+  </w:abstractNum>
+  <w:abstractNum w:abstractNumId="6" w15:restartNumberingAfterBreak="0">
+    <w:nsid w:val="659B41AD"/>
+    <w:multiLevelType w:val="hybridMultilevel"/>
+    <w:tmpl w:val="D0586EEE"/>
+    <w:lvl w:ilvl="0" w:tplc="5AC00F58">
+      <w:start w:val="1"/>
+      <w:numFmt w:val="bullet"/>
+      <w:lvlText w:val=""/>
+      <w:lvlJc w:val="left"/>
+      <w:pPr>
+        <w:ind w:left="720" w:hanging="360"/>
+      </w:pPr>
+      <w:rPr>
+        <w:rFonts w:ascii="Wingdings" w:hAnsi="Wingdings" w:hint="default"/>
+      </w:rPr>
+    </w:lvl>
+    <w:lvl w:ilvl="1" w:tplc="04090003" w:tentative="1">
+      <w:start w:val="1"/>
+      <w:numFmt w:val="bullet"/>
+      <w:lvlText w:val="o"/>
+      <w:lvlJc w:val="left"/>
+      <w:pPr>
+        <w:ind w:left="1440" w:hanging="360"/>
+      </w:pPr>
+      <w:rPr>
+        <w:rFonts w:ascii="Courier New" w:hAnsi="Courier New" w:cs="Courier New" w:hint="default"/>
+      </w:rPr>
+    </w:lvl>
+    <w:lvl w:ilvl="2" w:tplc="04090005" w:tentative="1">
+      <w:start w:val="1"/>
+      <w:numFmt w:val="bullet"/>
+      <w:lvlText w:val=""/>
+      <w:lvlJc w:val="left"/>
+      <w:pPr>
+        <w:ind w:left="2160" w:hanging="360"/>
+      </w:pPr>
+      <w:rPr>
+        <w:rFonts w:ascii="Wingdings" w:hAnsi="Wingdings" w:hint="default"/>
+      </w:rPr>
+    </w:lvl>
+    <w:lvl w:ilvl="3" w:tplc="04090001" w:tentative="1">
+      <w:start w:val="1"/>
+      <w:numFmt w:val="bullet"/>
+      <w:lvlText w:val=""/>
+      <w:lvlJc w:val="left"/>
+      <w:pPr>
+        <w:ind w:left="2880" w:hanging="360"/>
+      </w:pPr>
+      <w:rPr>
+        <w:rFonts w:ascii="Symbol" w:hAnsi="Symbol" w:hint="default"/>
+      </w:rPr>
+    </w:lvl>
+    <w:lvl w:ilvl="4" w:tplc="04090003" w:tentative="1">
+      <w:start w:val="1"/>
+      <w:numFmt w:val="bullet"/>
+      <w:lvlText w:val="o"/>
+      <w:lvlJc w:val="left"/>
+      <w:pPr>
+        <w:ind w:left="3600" w:hanging="360"/>
+      </w:pPr>
+      <w:rPr>
+        <w:rFonts w:ascii="Courier New" w:hAnsi="Courier New" w:cs="Courier New" w:hint="default"/>
+      </w:rPr>
+    </w:lvl>
+    <w:lvl w:ilvl="5" w:tplc="04090005" w:tentative="1">
+      <w:start w:val="1"/>
+      <w:numFmt w:val="bullet"/>
+      <w:lvlText w:val=""/>
+      <w:lvlJc w:val="left"/>
+      <w:pPr>
+        <w:ind w:left="4320" w:hanging="360"/>
+      </w:pPr>
+      <w:rPr>
+        <w:rFonts w:ascii="Wingdings" w:hAnsi="Wingdings" w:hint="default"/>
+      </w:rPr>
+    </w:lvl>
+    <w:lvl w:ilvl="6" w:tplc="04090001" w:tentative="1">
+      <w:start w:val="1"/>
+      <w:numFmt w:val="bullet"/>
+      <w:lvlText w:val=""/>
+      <w:lvlJc w:val="left"/>
+      <w:pPr>
+        <w:ind w:left="5040" w:hanging="360"/>
+      </w:pPr>
+      <w:rPr>
+        <w:rFonts w:ascii="Symbol" w:hAnsi="Symbol" w:hint="default"/>
+      </w:rPr>
+    </w:lvl>
+    <w:lvl w:ilvl="7" w:tplc="04090003" w:tentative="1">
+      <w:start w:val="1"/>
+      <w:numFmt w:val="bullet"/>
+      <w:lvlText w:val="o"/>
+      <w:lvlJc w:val="left"/>
+      <w:pPr>
+        <w:ind w:left="5760" w:hanging="360"/>
+      </w:pPr>
+      <w:rPr>
+        <w:rFonts w:ascii="Courier New" w:hAnsi="Courier New" w:cs="Courier New" w:hint="default"/>
+      </w:rPr>
+    </w:lvl>
+    <w:lvl w:ilvl="8" w:tplc="04090005" w:tentative="1">
+      <w:start w:val="1"/>
+      <w:numFmt w:val="bullet"/>
+      <w:lvlText w:val=""/>
+      <w:lvlJc w:val="left"/>
+      <w:pPr>
+        <w:ind w:left="6480" w:hanging="360"/>
+      </w:pPr>
+      <w:rPr>
+        <w:rFonts w:ascii="Wingdings" w:hAnsi="Wingdings" w:hint="default"/>
+      </w:rPr>
+    </w:lvl>
+  </w:abstractNum>
+  <w:abstractNum w:abstractNumId="7" w15:restartNumberingAfterBreak="0">
     <w:nsid w:val="69594A26"/>
     <w:multiLevelType w:val="multilevel"/>
     <w:tmpl w:val="AFF6E968"/>
@@ -4983,7 +5306,7 @@
       </w:rPr>
     </w:lvl>
   </w:abstractNum>
-  <w:abstractNum w:abstractNumId="5" w15:restartNumberingAfterBreak="0">
+  <w:abstractNum w:abstractNumId="8" w15:restartNumberingAfterBreak="0">
     <w:nsid w:val="702F10B3"/>
     <w:multiLevelType w:val="multilevel"/>
     <w:tmpl w:val="9ACAC3BA"/>
@@ -5132,29 +5455,38 @@
       </w:rPr>
     </w:lvl>
   </w:abstractNum>
-  <w:num w:numId="1" w16cid:durableId="92675684">
+  <w:num w:numId="1">
+    <w:abstractNumId w:val="3"/>
+  </w:num>
+  <w:num w:numId="2">
+    <w:abstractNumId w:val="0"/>
+  </w:num>
+  <w:num w:numId="3">
+    <w:abstractNumId w:val="7"/>
+  </w:num>
+  <w:num w:numId="4">
+    <w:abstractNumId w:val="8"/>
+  </w:num>
+  <w:num w:numId="5">
+    <w:abstractNumId w:val="1"/>
+  </w:num>
+  <w:num w:numId="6">
+    <w:abstractNumId w:val="4"/>
+  </w:num>
+  <w:num w:numId="7">
     <w:abstractNumId w:val="2"/>
   </w:num>
-  <w:num w:numId="2" w16cid:durableId="1237545814">
-    <w:abstractNumId w:val="0"/>
+  <w:num w:numId="8">
+    <w:abstractNumId w:val="6"/>
   </w:num>
-  <w:num w:numId="3" w16cid:durableId="381096960">
-    <w:abstractNumId w:val="4"/>
-  </w:num>
-  <w:num w:numId="4" w16cid:durableId="1229920410">
+  <w:num w:numId="9">
     <w:abstractNumId w:val="5"/>
-  </w:num>
-  <w:num w:numId="5" w16cid:durableId="1120800027">
-    <w:abstractNumId w:val="1"/>
-  </w:num>
-  <w:num w:numId="6" w16cid:durableId="1215658999">
-    <w:abstractNumId w:val="3"/>
   </w:num>
 </w:numbering>
 </file>
 
 <file path=word/styles.xml><?xml version="1.0" encoding="utf-8"?>
-<w:styles xmlns:mc="http://schemas.openxmlformats.org/markup-compatibility/2006" xmlns:r="http://schemas.openxmlformats.org/officeDocument/2006/relationships" xmlns:w="http://schemas.openxmlformats.org/wordprocessingml/2006/main" xmlns:w14="http://schemas.microsoft.com/office/word/2010/wordml" xmlns:w15="http://schemas.microsoft.com/office/word/2012/wordml" xmlns:w16cex="http://schemas.microsoft.com/office/word/2018/wordml/cex" xmlns:w16cid="http://schemas.microsoft.com/office/word/2016/wordml/cid" xmlns:w16="http://schemas.microsoft.com/office/word/2018/wordml" xmlns:w16du="http://schemas.microsoft.com/office/word/2023/wordml/word16du" xmlns:w16sdtdh="http://schemas.microsoft.com/office/word/2020/wordml/sdtdatahash" xmlns:w16se="http://schemas.microsoft.com/office/word/2015/wordml/symex" mc:Ignorable="w14 w15 w16se w16cid w16 w16cex w16sdtdh w16du">
+<w:styles xmlns:mc="http://schemas.openxmlformats.org/markup-compatibility/2006" xmlns:r="http://schemas.openxmlformats.org/officeDocument/2006/relationships" xmlns:w="http://schemas.openxmlformats.org/wordprocessingml/2006/main" xmlns:w14="http://schemas.microsoft.com/office/word/2010/wordml" xmlns:w15="http://schemas.microsoft.com/office/word/2012/wordml" xmlns:w16cex="http://schemas.microsoft.com/office/word/2018/wordml/cex" xmlns:w16cid="http://schemas.microsoft.com/office/word/2016/wordml/cid" xmlns:w16="http://schemas.microsoft.com/office/word/2018/wordml" xmlns:w16se="http://schemas.microsoft.com/office/word/2015/wordml/symex" mc:Ignorable="w14 w15 w16se w16cid w16 w16cex">
   <w:docDefaults>
     <w:rPrDefault>
       <w:rPr>
@@ -8699,6 +9031,17 @@
       <w:shd w:val="clear" w:color="auto" w:fill="E1DFDD"/>
     </w:rPr>
   </w:style>
+  <w:style w:type="character" w:styleId="Strong">
+    <w:name w:val="Strong"/>
+    <w:basedOn w:val="DefaultParagraphFont"/>
+    <w:uiPriority w:val="22"/>
+    <w:qFormat/>
+    <w:rsid w:val="00966F23"/>
+    <w:rPr>
+      <w:b/>
+      <w:bCs/>
+    </w:rPr>
+  </w:style>
 </w:styles>
 </file>
 
